--- a/templates/STAT_90/current.docx
+++ b/templates/STAT_90/current.docx
@@ -16,7 +16,7 @@
     </w:p>
     <w:p>
       <w:pPr>
-        <w:spacing w:after="0"/>
+        <w:spacing w:before="240" w:after="0"/>
         <w:jc w:val="both"/>
         <w:rPr>
           <w:rFonts w:ascii="Segoe UI" w:eastAsiaTheme="minorEastAsia" w:hAnsi="Segoe UI" w:cs="Segoe UI"/>
@@ -25,18 +25,15 @@
           <w:szCs w:val="20"/>
         </w:rPr>
       </w:pPr>
-    </w:p>
-    <w:p>
-      <w:pPr>
-        <w:spacing w:before="240" w:after="0"/>
-        <w:jc w:val="both"/>
+      <w:r>
         <w:rPr>
           <w:rFonts w:ascii="Segoe UI" w:eastAsiaTheme="minorEastAsia" w:hAnsi="Segoe UI" w:cs="Segoe UI"/>
           <w:b/>
           <w:sz w:val="20"/>
           <w:szCs w:val="20"/>
         </w:rPr>
-      </w:pPr>
+        <w:t>Our Ref:</w:t>
+      </w:r>
       <w:r>
         <w:rPr>
           <w:rFonts w:ascii="Segoe UI" w:eastAsiaTheme="minorEastAsia" w:hAnsi="Segoe UI" w:cs="Segoe UI"/>
@@ -44,7 +41,43 @@
           <w:sz w:val="20"/>
           <w:szCs w:val="20"/>
         </w:rPr>
-        <w:t>Our Ref:</w:t>
+        <w:tab/>
+      </w:r>
+      <w:r>
+        <w:rPr>
+          <w:rFonts w:ascii="Segoe UI" w:eastAsia="Calibri" w:hAnsi="Segoe UI" w:cs="Segoe UI"/>
+          <w:b/>
+          <w:sz w:val="20"/>
+          <w:szCs w:val="20"/>
+        </w:rPr>
+        <w:t>KBL/ 202</w:t>
+      </w:r>
+      <w:r>
+        <w:rPr>
+          <w:rFonts w:ascii="Segoe UI" w:eastAsia="Calibri" w:hAnsi="Segoe UI" w:cs="Segoe UI"/>
+          <w:b/>
+          <w:sz w:val="20"/>
+          <w:szCs w:val="20"/>
+        </w:rPr>
+        <w:t>3</w:t>
+      </w:r>
+      <w:r>
+        <w:rPr>
+          <w:rFonts w:ascii="Segoe UI" w:eastAsia="Calibri" w:hAnsi="Segoe UI" w:cs="Segoe UI"/>
+          <w:b/>
+          <w:sz w:val="20"/>
+          <w:szCs w:val="20"/>
+        </w:rPr>
+        <w:t>/</w:t>
+      </w:r>
+      <w:r>
+        <w:rPr>
+          <w:rFonts w:ascii="Segoe UI" w:eastAsia="Calibri" w:hAnsi="Segoe UI" w:cs="Segoe UI"/>
+          <w:b/>
+          <w:sz w:val="20"/>
+          <w:szCs w:val="20"/>
+        </w:rPr>
+        <w:t>1760105- NT</w:t>
       </w:r>
       <w:r>
         <w:rPr>
@@ -57,42 +90,6 @@
       </w:r>
       <w:r>
         <w:rPr>
-          <w:rFonts w:ascii="Segoe UI" w:eastAsia="Calibri" w:hAnsi="Segoe UI" w:cs="Segoe UI"/>
-          <w:b/>
-          <w:sz w:val="20"/>
-          <w:szCs w:val="20"/>
-        </w:rPr>
-        <w:t>KBL/ 202</w:t>
-      </w:r>
-      <w:r>
-        <w:rPr>
-          <w:rFonts w:ascii="Segoe UI" w:eastAsia="Calibri" w:hAnsi="Segoe UI" w:cs="Segoe UI"/>
-          <w:b/>
-          <w:sz w:val="20"/>
-          <w:szCs w:val="20"/>
-        </w:rPr>
-        <w:t>3</w:t>
-      </w:r>
-      <w:r>
-        <w:rPr>
-          <w:rFonts w:ascii="Segoe UI" w:eastAsia="Calibri" w:hAnsi="Segoe UI" w:cs="Segoe UI"/>
-          <w:b/>
-          <w:sz w:val="20"/>
-          <w:szCs w:val="20"/>
-        </w:rPr>
-        <w:t>/</w:t>
-      </w:r>
-      <w:r>
-        <w:rPr>
-          <w:rFonts w:ascii="Segoe UI" w:eastAsia="Calibri" w:hAnsi="Segoe UI" w:cs="Segoe UI"/>
-          <w:b/>
-          <w:sz w:val="20"/>
-          <w:szCs w:val="20"/>
-        </w:rPr>
-        <w:t>1760105- NT</w:t>
-      </w:r>
-      <w:r>
-        <w:rPr>
           <w:rFonts w:ascii="Segoe UI" w:eastAsiaTheme="minorEastAsia" w:hAnsi="Segoe UI" w:cs="Segoe UI"/>
           <w:b/>
           <w:sz w:val="20"/>
@@ -100,27 +97,45 @@
         </w:rPr>
         <w:tab/>
       </w:r>
-      <w:r>
+    </w:p>
+    <w:p>
+      <w:pPr>
+        <w:spacing w:after="0"/>
+        <w:jc w:val="both"/>
         <w:rPr>
           <w:rFonts w:ascii="Segoe UI" w:eastAsiaTheme="minorEastAsia" w:hAnsi="Segoe UI" w:cs="Segoe UI"/>
           <w:b/>
           <w:sz w:val="20"/>
           <w:szCs w:val="20"/>
         </w:rPr>
+      </w:pPr>
+      <w:r>
+        <w:rPr>
+          <w:rFonts w:ascii="Segoe UI" w:eastAsiaTheme="minorEastAsia" w:hAnsi="Segoe UI" w:cs="Segoe UI"/>
+          <w:b/>
+          <w:sz w:val="20"/>
+          <w:szCs w:val="20"/>
+        </w:rPr>
+        <w:t>Date:</w:t>
+      </w:r>
+      <w:r>
+        <w:rPr>
+          <w:rFonts w:ascii="Segoe UI" w:eastAsiaTheme="minorEastAsia" w:hAnsi="Segoe UI" w:cs="Segoe UI"/>
+          <w:b/>
+          <w:sz w:val="20"/>
+          <w:szCs w:val="20"/>
+        </w:rPr>
         <w:tab/>
       </w:r>
-    </w:p>
-    <w:p>
-      <w:pPr>
-        <w:spacing w:after="0"/>
-        <w:jc w:val="both"/>
+      <w:r>
         <w:rPr>
           <w:rFonts w:ascii="Segoe UI" w:eastAsiaTheme="minorEastAsia" w:hAnsi="Segoe UI" w:cs="Segoe UI"/>
           <w:b/>
           <w:sz w:val="20"/>
           <w:szCs w:val="20"/>
         </w:rPr>
-      </w:pPr>
+        <w:tab/>
+      </w:r>
       <w:r>
         <w:rPr>
           <w:rFonts w:ascii="Segoe UI" w:eastAsiaTheme="minorEastAsia" w:hAnsi="Segoe UI" w:cs="Segoe UI"/>
@@ -128,64 +143,7 @@
           <w:sz w:val="20"/>
           <w:szCs w:val="20"/>
         </w:rPr>
-        <w:t>Date</w:t>
-      </w:r>
-      <w:proofErr w:type="gramStart"/>
-      <w:r>
-        <w:rPr>
-          <w:rFonts w:ascii="Segoe UI" w:eastAsiaTheme="minorEastAsia" w:hAnsi="Segoe UI" w:cs="Segoe UI"/>
-          <w:b/>
-          <w:sz w:val="20"/>
-          <w:szCs w:val="20"/>
-        </w:rPr>
-        <w:t>:</w:t>
-      </w:r>
-      <w:r>
-        <w:rPr>
-          <w:rFonts w:ascii="Segoe UI" w:eastAsiaTheme="minorEastAsia" w:hAnsi="Segoe UI" w:cs="Segoe UI"/>
-          <w:b/>
-          <w:sz w:val="20"/>
-          <w:szCs w:val="20"/>
-        </w:rPr>
-        <w:tab/>
-      </w:r>
-      <w:r>
-        <w:rPr>
-          <w:rFonts w:ascii="Segoe UI" w:eastAsiaTheme="minorEastAsia" w:hAnsi="Segoe UI" w:cs="Segoe UI"/>
-          <w:b/>
-          <w:sz w:val="20"/>
-          <w:szCs w:val="20"/>
-        </w:rPr>
-        <w:tab/>
-      </w:r>
-      <w:r>
-        <w:rPr>
-          <w:rFonts w:ascii="Segoe UI" w:eastAsiaTheme="minorEastAsia" w:hAnsi="Segoe UI" w:cs="Segoe UI"/>
-          <w:b/>
-          <w:sz w:val="20"/>
-          <w:szCs w:val="20"/>
-        </w:rPr>
-        <w:t>5</w:t>
-      </w:r>
-      <w:r>
-        <w:rPr>
-          <w:rFonts w:ascii="Segoe UI" w:eastAsiaTheme="minorEastAsia" w:hAnsi="Segoe UI" w:cs="Segoe UI"/>
-          <w:b/>
-          <w:sz w:val="20"/>
-          <w:szCs w:val="20"/>
-          <w:vertAlign w:val="superscript"/>
-        </w:rPr>
-        <w:t>th</w:t>
-      </w:r>
-      <w:proofErr w:type="gramEnd"/>
-      <w:r>
-        <w:rPr>
-          <w:rFonts w:ascii="Segoe UI" w:eastAsiaTheme="minorEastAsia" w:hAnsi="Segoe UI" w:cs="Segoe UI"/>
-          <w:b/>
-          <w:sz w:val="20"/>
-          <w:szCs w:val="20"/>
-        </w:rPr>
-        <w:t xml:space="preserve"> January 2023</w:t>
+        <w:t>{date}</w:t>
       </w:r>
       <w:r>
         <w:rPr>
@@ -284,106 +242,224 @@
     </w:p>
     <w:p>
       <w:pPr>
-        <w:spacing w:before="240" w:after="0" w:line="240" w:lineRule="auto"/>
-        <w:jc w:val="both"/>
-        <w:rPr>
-          <w:rFonts w:ascii="Segoe UI" w:eastAsiaTheme="minorEastAsia" w:hAnsi="Segoe UI" w:cs="Segoe UI"/>
-          <w:sz w:val="20"/>
-          <w:szCs w:val="20"/>
-        </w:rPr>
-      </w:pPr>
-      <w:r>
-        <w:rPr>
-          <w:rFonts w:ascii="Segoe UI" w:eastAsiaTheme="minorEastAsia" w:hAnsi="Segoe UI" w:cs="Segoe UI"/>
-          <w:sz w:val="20"/>
-          <w:szCs w:val="20"/>
-        </w:rPr>
-        <w:t>[Borrowers Name]</w:t>
-      </w:r>
-    </w:p>
-    <w:p>
-      <w:pPr>
+        <w:widowControl w:val="0"/>
+        <w:suppressAutoHyphens/>
         <w:spacing w:after="0" w:line="240" w:lineRule="auto"/>
-        <w:jc w:val="both"/>
-        <w:rPr>
-          <w:rFonts w:ascii="Segoe UI" w:eastAsiaTheme="minorEastAsia" w:hAnsi="Segoe UI" w:cs="Segoe UI"/>
-          <w:sz w:val="20"/>
-          <w:szCs w:val="20"/>
-        </w:rPr>
-      </w:pPr>
-      <w:r>
-        <w:rPr>
-          <w:rFonts w:ascii="Segoe UI" w:eastAsiaTheme="minorEastAsia" w:hAnsi="Segoe UI" w:cs="Segoe UI"/>
-          <w:sz w:val="20"/>
-          <w:szCs w:val="20"/>
-        </w:rPr>
-        <w:t xml:space="preserve">P.O. Box </w:t>
-      </w:r>
-      <w:r>
-        <w:rPr>
-          <w:rFonts w:ascii="Segoe UI" w:eastAsiaTheme="minorEastAsia" w:hAnsi="Segoe UI" w:cs="Segoe UI"/>
-          <w:sz w:val="20"/>
-          <w:szCs w:val="20"/>
-        </w:rPr>
-        <w:t xml:space="preserve">[Postal </w:t>
-      </w:r>
-      <w:proofErr w:type="spellStart"/>
-      <w:r>
-        <w:rPr>
-          <w:rFonts w:ascii="Segoe UI" w:eastAsiaTheme="minorEastAsia" w:hAnsi="Segoe UI" w:cs="Segoe UI"/>
-          <w:sz w:val="20"/>
-          <w:szCs w:val="20"/>
-        </w:rPr>
-        <w:t>Adrress</w:t>
-      </w:r>
-      <w:proofErr w:type="spellEnd"/>
-      <w:r>
-        <w:rPr>
-          <w:rFonts w:ascii="Segoe UI" w:eastAsiaTheme="minorEastAsia" w:hAnsi="Segoe UI" w:cs="Segoe UI"/>
-          <w:sz w:val="20"/>
-          <w:szCs w:val="20"/>
-        </w:rPr>
-        <w:t>]</w:t>
-      </w:r>
-      <w:r>
-        <w:rPr>
-          <w:rFonts w:ascii="Segoe UI" w:eastAsiaTheme="minorEastAsia" w:hAnsi="Segoe UI" w:cs="Segoe UI"/>
-          <w:sz w:val="20"/>
-          <w:szCs w:val="20"/>
-        </w:rPr>
-        <w:t xml:space="preserve">- </w:t>
-      </w:r>
-      <w:r>
-        <w:rPr>
-          <w:rFonts w:ascii="Segoe UI" w:eastAsiaTheme="minorEastAsia" w:hAnsi="Segoe UI" w:cs="Segoe UI"/>
-          <w:sz w:val="20"/>
-          <w:szCs w:val="20"/>
-        </w:rPr>
-        <w:t>[Postal Code]</w:t>
-      </w:r>
-    </w:p>
-    <w:p>
-      <w:pPr>
+        <w:rPr>
+          <w:rFonts w:ascii="Segoe UI" w:eastAsia="Lucida Sans Unicode" w:hAnsi="Segoe UI" w:cs="Segoe UI"/>
+          <w:b/>
+          <w:kern w:val="2"/>
+          <w:sz w:val="20"/>
+          <w:szCs w:val="20"/>
+        </w:rPr>
+      </w:pPr>
+      <w:r>
+        <w:rPr>
+          <w:rFonts w:ascii="Segoe UI" w:eastAsia="Lucida Sans Unicode" w:hAnsi="Segoe UI" w:cs="Segoe UI"/>
+          <w:b/>
+          <w:kern w:val="2"/>
+          <w:sz w:val="20"/>
+          <w:szCs w:val="20"/>
+        </w:rPr>
+        <w:t>{#</w:t>
+      </w:r>
+      <w:proofErr w:type="gramStart"/>
+      <w:r>
+        <w:rPr>
+          <w:rFonts w:ascii="Segoe UI" w:eastAsia="Lucida Sans Unicode" w:hAnsi="Segoe UI" w:cs="Segoe UI"/>
+          <w:b/>
+          <w:kern w:val="2"/>
+          <w:sz w:val="20"/>
+          <w:szCs w:val="20"/>
+        </w:rPr>
+        <w:t>customer}{</w:t>
+      </w:r>
+      <w:proofErr w:type="gramEnd"/>
+      <w:r>
+        <w:rPr>
+          <w:rFonts w:ascii="Segoe UI" w:eastAsia="Lucida Sans Unicode" w:hAnsi="Segoe UI" w:cs="Segoe UI"/>
+          <w:b/>
+          <w:kern w:val="2"/>
+          <w:sz w:val="20"/>
+          <w:szCs w:val="20"/>
+        </w:rPr>
+        <w:t>name}{/customer}</w:t>
+      </w:r>
+    </w:p>
+    <w:p>
+      <w:pPr>
+        <w:widowControl w:val="0"/>
+        <w:suppressAutoHyphens/>
         <w:spacing w:after="0" w:line="240" w:lineRule="auto"/>
-        <w:jc w:val="both"/>
-        <w:rPr>
-          <w:rFonts w:ascii="Segoe UI" w:eastAsiaTheme="minorEastAsia" w:hAnsi="Segoe UI" w:cs="Segoe UI"/>
-          <w:b/>
-          <w:sz w:val="20"/>
-          <w:szCs w:val="20"/>
-          <w:u w:val="single"/>
-        </w:rPr>
-      </w:pPr>
-      <w:r>
-        <w:rPr>
-          <w:rFonts w:ascii="Segoe UI" w:eastAsiaTheme="minorEastAsia" w:hAnsi="Segoe UI" w:cs="Segoe UI"/>
-          <w:b/>
-          <w:sz w:val="20"/>
-          <w:szCs w:val="20"/>
-          <w:u w:val="single"/>
-        </w:rPr>
-        <w:t>[Town]</w:t>
-      </w:r>
+        <w:rPr>
+          <w:rFonts w:ascii="Segoe UI" w:eastAsia="Lucida Sans Unicode" w:hAnsi="Segoe UI" w:cs="Segoe UI"/>
+          <w:b/>
+          <w:kern w:val="2"/>
+          <w:sz w:val="20"/>
+          <w:szCs w:val="20"/>
+        </w:rPr>
+      </w:pPr>
+      <w:r>
+        <w:rPr>
+          <w:rFonts w:ascii="Segoe UI" w:eastAsia="Lucida Sans Unicode" w:hAnsi="Segoe UI" w:cs="Segoe UI"/>
+          <w:b/>
+          <w:kern w:val="2"/>
+          <w:sz w:val="20"/>
+          <w:szCs w:val="20"/>
+        </w:rPr>
+        <w:t>{#</w:t>
+      </w:r>
+      <w:proofErr w:type="gramStart"/>
+      <w:r>
+        <w:rPr>
+          <w:rFonts w:ascii="Segoe UI" w:eastAsia="Lucida Sans Unicode" w:hAnsi="Segoe UI" w:cs="Segoe UI"/>
+          <w:b/>
+          <w:kern w:val="2"/>
+          <w:sz w:val="20"/>
+          <w:szCs w:val="20"/>
+        </w:rPr>
+        <w:t>customer}{</w:t>
+      </w:r>
+      <w:proofErr w:type="gramEnd"/>
+      <w:r>
+        <w:rPr>
+          <w:rFonts w:ascii="Segoe UI" w:eastAsia="Lucida Sans Unicode" w:hAnsi="Segoe UI" w:cs="Segoe UI"/>
+          <w:b/>
+          <w:kern w:val="2"/>
+          <w:sz w:val="20"/>
+          <w:szCs w:val="20"/>
+        </w:rPr>
+        <w:t>address_line_</w:t>
+      </w:r>
+      <w:proofErr w:type="gramStart"/>
+      <w:r>
+        <w:rPr>
+          <w:rFonts w:ascii="Segoe UI" w:eastAsia="Lucida Sans Unicode" w:hAnsi="Segoe UI" w:cs="Segoe UI"/>
+          <w:b/>
+          <w:kern w:val="2"/>
+          <w:sz w:val="20"/>
+          <w:szCs w:val="20"/>
+        </w:rPr>
+        <w:t>1}{</w:t>
+      </w:r>
+      <w:proofErr w:type="gramEnd"/>
+      <w:r>
+        <w:rPr>
+          <w:rFonts w:ascii="Segoe UI" w:eastAsia="Lucida Sans Unicode" w:hAnsi="Segoe UI" w:cs="Segoe UI"/>
+          <w:b/>
+          <w:kern w:val="2"/>
+          <w:sz w:val="20"/>
+          <w:szCs w:val="20"/>
+        </w:rPr>
+        <w:t>/customer} – {#</w:t>
+      </w:r>
+      <w:proofErr w:type="gramStart"/>
+      <w:r>
+        <w:rPr>
+          <w:rFonts w:ascii="Segoe UI" w:eastAsia="Lucida Sans Unicode" w:hAnsi="Segoe UI" w:cs="Segoe UI"/>
+          <w:b/>
+          <w:kern w:val="2"/>
+          <w:sz w:val="20"/>
+          <w:szCs w:val="20"/>
+        </w:rPr>
+        <w:t>customer}{</w:t>
+      </w:r>
+      <w:proofErr w:type="gramEnd"/>
+      <w:r>
+        <w:rPr>
+          <w:rFonts w:ascii="Segoe UI" w:eastAsia="Lucida Sans Unicode" w:hAnsi="Segoe UI" w:cs="Segoe UI"/>
+          <w:b/>
+          <w:kern w:val="2"/>
+          <w:sz w:val="20"/>
+          <w:szCs w:val="20"/>
+        </w:rPr>
+        <w:t>address_line_</w:t>
+      </w:r>
+      <w:proofErr w:type="gramStart"/>
+      <w:r>
+        <w:rPr>
+          <w:rFonts w:ascii="Segoe UI" w:eastAsia="Lucida Sans Unicode" w:hAnsi="Segoe UI" w:cs="Segoe UI"/>
+          <w:b/>
+          <w:kern w:val="2"/>
+          <w:sz w:val="20"/>
+          <w:szCs w:val="20"/>
+        </w:rPr>
+        <w:t>2}{</w:t>
+      </w:r>
+      <w:proofErr w:type="gramEnd"/>
+      <w:r>
+        <w:rPr>
+          <w:rFonts w:ascii="Segoe UI" w:eastAsia="Lucida Sans Unicode" w:hAnsi="Segoe UI" w:cs="Segoe UI"/>
+          <w:b/>
+          <w:kern w:val="2"/>
+          <w:sz w:val="20"/>
+          <w:szCs w:val="20"/>
+        </w:rPr>
+        <w:t xml:space="preserve">/customer}, </w:t>
+      </w:r>
+    </w:p>
+    <w:p>
+      <w:pPr>
+        <w:tabs>
+          <w:tab w:val="left" w:pos="720"/>
+          <w:tab w:val="left" w:pos="1440"/>
+          <w:tab w:val="left" w:pos="2160"/>
+          <w:tab w:val="left" w:pos="2880"/>
+          <w:tab w:val="left" w:pos="3600"/>
+          <w:tab w:val="left" w:pos="7080"/>
+        </w:tabs>
+        <w:spacing w:after="0" w:line="240" w:lineRule="auto"/>
+        <w:rPr>
+          <w:rFonts w:ascii="Segoe UI" w:eastAsia="Lucida Sans Unicode" w:hAnsi="Segoe UI" w:cs="Segoe UI"/>
+          <w:kern w:val="2"/>
+          <w:sz w:val="20"/>
+          <w:szCs w:val="20"/>
+        </w:rPr>
+      </w:pPr>
+      <w:r>
+        <w:rPr>
+          <w:rFonts w:ascii="Segoe UI" w:eastAsia="Lucida Sans Unicode" w:hAnsi="Segoe UI" w:cs="Segoe UI"/>
+          <w:b/>
+          <w:kern w:val="2"/>
+          <w:sz w:val="20"/>
+          <w:szCs w:val="20"/>
+        </w:rPr>
+        <w:t>{#</w:t>
+      </w:r>
+      <w:proofErr w:type="gramStart"/>
+      <w:r>
+        <w:rPr>
+          <w:rFonts w:ascii="Segoe UI" w:eastAsia="Lucida Sans Unicode" w:hAnsi="Segoe UI" w:cs="Segoe UI"/>
+          <w:b/>
+          <w:kern w:val="2"/>
+          <w:sz w:val="20"/>
+          <w:szCs w:val="20"/>
+        </w:rPr>
+        <w:t>customer}{</w:t>
+      </w:r>
+      <w:proofErr w:type="gramEnd"/>
+      <w:r>
+        <w:rPr>
+          <w:rFonts w:ascii="Segoe UI" w:eastAsia="Lucida Sans Unicode" w:hAnsi="Segoe UI" w:cs="Segoe UI"/>
+          <w:b/>
+          <w:kern w:val="2"/>
+          <w:sz w:val="20"/>
+          <w:szCs w:val="20"/>
+        </w:rPr>
+        <w:t>town}{/</w:t>
+      </w:r>
+      <w:proofErr w:type="gramStart"/>
+      <w:r>
+        <w:rPr>
+          <w:rFonts w:ascii="Segoe UI" w:eastAsia="Lucida Sans Unicode" w:hAnsi="Segoe UI" w:cs="Segoe UI"/>
+          <w:b/>
+          <w:kern w:val="2"/>
+          <w:sz w:val="20"/>
+          <w:szCs w:val="20"/>
+        </w:rPr>
+        <w:t>customer}.</w:t>
+      </w:r>
+      <w:proofErr w:type="gramEnd"/>
     </w:p>
     <w:p>
       <w:pPr>
@@ -610,10 +686,13 @@
     </w:p>
     <w:p>
       <w:pPr>
-        <w:spacing w:after="0"/>
-        <w:jc w:val="both"/>
-        <w:rPr>
-          <w:rFonts w:ascii="Segoe UI" w:hAnsi="Segoe UI" w:cs="Segoe UI"/>
+        <w:widowControl w:val="0"/>
+        <w:suppressAutoHyphens/>
+        <w:spacing w:after="0" w:line="240" w:lineRule="auto"/>
+        <w:rPr>
+          <w:rFonts w:ascii="Segoe UI" w:eastAsia="Lucida Sans Unicode" w:hAnsi="Segoe UI" w:cs="Segoe UI"/>
+          <w:b/>
+          <w:kern w:val="2"/>
           <w:sz w:val="20"/>
           <w:szCs w:val="20"/>
         </w:rPr>
@@ -663,13 +742,47 @@
       </w:r>
       <w:r>
         <w:rPr>
-          <w:rFonts w:ascii="Segoe UI" w:hAnsi="Segoe UI" w:cs="Segoe UI"/>
-          <w:b/>
-          <w:sz w:val="20"/>
-          <w:szCs w:val="20"/>
-        </w:rPr>
-        <w:t>[borrowers name]</w:t>
-      </w:r>
+          <w:rFonts w:ascii="Segoe UI" w:eastAsia="Lucida Sans Unicode" w:hAnsi="Segoe UI" w:cs="Segoe UI"/>
+          <w:b/>
+          <w:kern w:val="2"/>
+          <w:sz w:val="20"/>
+          <w:szCs w:val="20"/>
+        </w:rPr>
+        <w:t>{#</w:t>
+      </w:r>
+      <w:proofErr w:type="gramStart"/>
+      <w:r>
+        <w:rPr>
+          <w:rFonts w:ascii="Segoe UI" w:eastAsia="Lucida Sans Unicode" w:hAnsi="Segoe UI" w:cs="Segoe UI"/>
+          <w:b/>
+          <w:kern w:val="2"/>
+          <w:sz w:val="20"/>
+          <w:szCs w:val="20"/>
+        </w:rPr>
+        <w:t>customer}{</w:t>
+      </w:r>
+      <w:proofErr w:type="gramEnd"/>
+      <w:r>
+        <w:rPr>
+          <w:rFonts w:ascii="Segoe UI" w:eastAsia="Lucida Sans Unicode" w:hAnsi="Segoe UI" w:cs="Segoe UI"/>
+          <w:b/>
+          <w:kern w:val="2"/>
+          <w:sz w:val="20"/>
+          <w:szCs w:val="20"/>
+        </w:rPr>
+        <w:t>name}{/customer}</w:t>
+      </w:r>
+    </w:p>
+    <w:p>
+      <w:pPr>
+        <w:spacing w:after="0"/>
+        <w:jc w:val="both"/>
+        <w:rPr>
+          <w:rFonts w:ascii="Segoe UI" w:hAnsi="Segoe UI" w:cs="Segoe UI"/>
+          <w:sz w:val="20"/>
+          <w:szCs w:val="20"/>
+        </w:rPr>
+      </w:pPr>
       <w:r>
         <w:rPr>
           <w:rFonts w:ascii="Segoe UI" w:hAnsi="Segoe UI" w:cs="Segoe UI"/>
@@ -1114,27 +1227,7 @@
                 <w:sz w:val="20"/>
                 <w:szCs w:val="20"/>
               </w:rPr>
-              <w:t xml:space="preserve">Amounts outstanding as </w:t>
-            </w:r>
-            <w:proofErr w:type="gramStart"/>
-            <w:r>
-              <w:rPr>
-                <w:rFonts w:ascii="Segoe UI" w:eastAsia="Calibri" w:hAnsi="Segoe UI" w:cs="Segoe UI"/>
-                <w:b/>
-                <w:sz w:val="20"/>
-                <w:szCs w:val="20"/>
-              </w:rPr>
-              <w:t>at</w:t>
-            </w:r>
-            <w:proofErr w:type="gramEnd"/>
-            <w:r>
-              <w:rPr>
-                <w:rFonts w:ascii="Segoe UI" w:eastAsia="Calibri" w:hAnsi="Segoe UI" w:cs="Segoe UI"/>
-                <w:b/>
-                <w:sz w:val="20"/>
-                <w:szCs w:val="20"/>
-              </w:rPr>
-              <w:t xml:space="preserve"> </w:t>
+              <w:t xml:space="preserve">Amounts outstanding as at </w:t>
             </w:r>
             <w:r>
               <w:rPr>
@@ -1143,44 +1236,7 @@
                 <w:sz w:val="20"/>
                 <w:szCs w:val="20"/>
               </w:rPr>
-              <w:t>3</w:t>
-            </w:r>
-            <w:r>
-              <w:rPr>
-                <w:rFonts w:ascii="Segoe UI" w:eastAsia="Calibri" w:hAnsi="Segoe UI" w:cs="Segoe UI"/>
-                <w:b/>
-                <w:sz w:val="20"/>
-                <w:szCs w:val="20"/>
-                <w:vertAlign w:val="superscript"/>
-              </w:rPr>
-              <w:t>RD</w:t>
-            </w:r>
-            <w:r>
-              <w:rPr>
-                <w:rFonts w:ascii="Segoe UI" w:eastAsia="Calibri" w:hAnsi="Segoe UI" w:cs="Segoe UI"/>
-                <w:b/>
-                <w:sz w:val="20"/>
-                <w:szCs w:val="20"/>
-              </w:rPr>
-              <w:t xml:space="preserve"> </w:t>
-            </w:r>
-            <w:r>
-              <w:rPr>
-                <w:rFonts w:ascii="Segoe UI" w:eastAsia="Calibri" w:hAnsi="Segoe UI" w:cs="Segoe UI"/>
-                <w:b/>
-                <w:sz w:val="20"/>
-                <w:szCs w:val="20"/>
-              </w:rPr>
-              <w:t>January 202</w:t>
-            </w:r>
-            <w:r>
-              <w:rPr>
-                <w:rFonts w:ascii="Segoe UI" w:eastAsia="Calibri" w:hAnsi="Segoe UI" w:cs="Segoe UI"/>
-                <w:b/>
-                <w:sz w:val="20"/>
-                <w:szCs w:val="20"/>
-              </w:rPr>
-              <w:t>3</w:t>
+              <w:t>{date}</w:t>
             </w:r>
           </w:p>
         </w:tc>
@@ -1209,6 +1265,55 @@
                 <w:szCs w:val="20"/>
               </w:rPr>
             </w:pPr>
+            <w:r>
+              <w:rPr>
+                <w:rFonts w:ascii="Segoe UI" w:eastAsia="Lucida Sans Unicode" w:hAnsi="Segoe UI" w:cs="Segoe UI"/>
+                <w:kern w:val="2"/>
+                <w:sz w:val="20"/>
+                <w:szCs w:val="20"/>
+              </w:rPr>
+              <w:t>{#</w:t>
+            </w:r>
+            <w:proofErr w:type="gramStart"/>
+            <w:r>
+              <w:rPr>
+                <w:rFonts w:ascii="Segoe UI" w:eastAsia="Lucida Sans Unicode" w:hAnsi="Segoe UI" w:cs="Segoe UI"/>
+                <w:kern w:val="2"/>
+                <w:sz w:val="20"/>
+                <w:szCs w:val="20"/>
+              </w:rPr>
+              <w:t>customer}{</w:t>
+            </w:r>
+            <w:proofErr w:type="gramEnd"/>
+            <w:r>
+              <w:rPr>
+                <w:rFonts w:ascii="Segoe UI" w:eastAsia="Lucida Sans Unicode" w:hAnsi="Segoe UI" w:cs="Segoe UI"/>
+                <w:kern w:val="2"/>
+                <w:sz w:val="20"/>
+                <w:szCs w:val="20"/>
+              </w:rPr>
+              <w:t>account_</w:t>
+            </w:r>
+            <w:proofErr w:type="gramStart"/>
+            <w:r>
+              <w:rPr>
+                <w:rFonts w:ascii="Segoe UI" w:eastAsia="Lucida Sans Unicode" w:hAnsi="Segoe UI" w:cs="Segoe UI"/>
+                <w:kern w:val="2"/>
+                <w:sz w:val="20"/>
+                <w:szCs w:val="20"/>
+              </w:rPr>
+              <w:t>number}{</w:t>
+            </w:r>
+            <w:proofErr w:type="gramEnd"/>
+            <w:r>
+              <w:rPr>
+                <w:rFonts w:ascii="Segoe UI" w:eastAsia="Lucida Sans Unicode" w:hAnsi="Segoe UI" w:cs="Segoe UI"/>
+                <w:kern w:val="2"/>
+                <w:sz w:val="20"/>
+                <w:szCs w:val="20"/>
+              </w:rPr>
+              <w:t>/customer}</w:t>
+            </w:r>
           </w:p>
         </w:tc>
         <w:tc>
@@ -1223,13 +1328,48 @@
           </w:tcPr>
           <w:p>
             <w:pPr>
+              <w:widowControl w:val="0"/>
+              <w:suppressAutoHyphens/>
               <w:rPr>
-                <w:rFonts w:ascii="Segoe UI" w:eastAsia="Calibri" w:hAnsi="Segoe UI" w:cs="Segoe UI"/>
+                <w:rFonts w:ascii="Segoe UI" w:eastAsia="Lucida Sans Unicode" w:hAnsi="Segoe UI" w:cs="Segoe UI"/>
                 <w:b/>
+                <w:kern w:val="2"/>
                 <w:sz w:val="20"/>
                 <w:szCs w:val="20"/>
               </w:rPr>
             </w:pPr>
+            <w:r>
+              <w:rPr>
+                <w:rFonts w:ascii="Segoe UI" w:eastAsia="Lucida Sans Unicode" w:hAnsi="Segoe UI" w:cs="Segoe UI"/>
+                <w:b/>
+                <w:kern w:val="2"/>
+                <w:sz w:val="20"/>
+                <w:szCs w:val="20"/>
+              </w:rPr>
+              <w:t>{#</w:t>
+            </w:r>
+            <w:proofErr w:type="gramStart"/>
+            <w:r>
+              <w:rPr>
+                <w:rFonts w:ascii="Segoe UI" w:eastAsia="Lucida Sans Unicode" w:hAnsi="Segoe UI" w:cs="Segoe UI"/>
+                <w:b/>
+                <w:kern w:val="2"/>
+                <w:sz w:val="20"/>
+                <w:szCs w:val="20"/>
+              </w:rPr>
+              <w:t>customer}{</w:t>
+            </w:r>
+            <w:proofErr w:type="gramEnd"/>
+            <w:r>
+              <w:rPr>
+                <w:rFonts w:ascii="Segoe UI" w:eastAsia="Lucida Sans Unicode" w:hAnsi="Segoe UI" w:cs="Segoe UI"/>
+                <w:b/>
+                <w:kern w:val="2"/>
+                <w:sz w:val="20"/>
+                <w:szCs w:val="20"/>
+              </w:rPr>
+              <w:t>name}{/customer}</w:t>
+            </w:r>
           </w:p>
         </w:tc>
         <w:tc>
@@ -1252,6 +1392,15 @@
                 <w:szCs w:val="20"/>
               </w:rPr>
             </w:pPr>
+            <w:r>
+              <w:rPr>
+                <w:rFonts w:ascii="Segoe UI" w:eastAsia="Calibri" w:hAnsi="Segoe UI" w:cs="Segoe UI"/>
+                <w:b/>
+                <w:sz w:val="20"/>
+                <w:szCs w:val="20"/>
+              </w:rPr>
+              <w:t>KES</w:t>
+            </w:r>
           </w:p>
         </w:tc>
         <w:tc>
@@ -1274,6 +1423,45 @@
                 <w:szCs w:val="20"/>
               </w:rPr>
             </w:pPr>
+            <w:r>
+              <w:rPr>
+                <w:sz w:val="20"/>
+                <w:szCs w:val="20"/>
+              </w:rPr>
+              <w:t>{#</w:t>
+            </w:r>
+            <w:proofErr w:type="gramStart"/>
+            <w:r>
+              <w:rPr>
+                <w:sz w:val="20"/>
+                <w:szCs w:val="20"/>
+              </w:rPr>
+              <w:t>loan}{</w:t>
+            </w:r>
+            <w:proofErr w:type="gramEnd"/>
+            <w:r>
+              <w:rPr>
+                <w:sz w:val="20"/>
+                <w:szCs w:val="20"/>
+              </w:rPr>
+              <w:t>outstanding_</w:t>
+            </w:r>
+            <w:proofErr w:type="gramStart"/>
+            <w:r>
+              <w:rPr>
+                <w:sz w:val="20"/>
+                <w:szCs w:val="20"/>
+              </w:rPr>
+              <w:t>balance}{</w:t>
+            </w:r>
+            <w:proofErr w:type="gramEnd"/>
+            <w:r>
+              <w:rPr>
+                <w:sz w:val="20"/>
+                <w:szCs w:val="20"/>
+              </w:rPr>
+              <w:t>/loan}</w:t>
+            </w:r>
           </w:p>
         </w:tc>
       </w:tr>
@@ -1304,14 +1492,24 @@
           <w:sz w:val="20"/>
           <w:szCs w:val="20"/>
         </w:rPr>
-        <w:t>The loan account No</w:t>
-      </w:r>
+        <w:lastRenderedPageBreak/>
+        <w:t xml:space="preserve">The loan account </w:t>
+      </w:r>
+      <w:proofErr w:type="gramStart"/>
       <w:r>
         <w:rPr>
           <w:rFonts w:ascii="Segoe UI" w:eastAsia="Times New Roman" w:hAnsi="Segoe UI" w:cs="Segoe UI"/>
           <w:sz w:val="20"/>
           <w:szCs w:val="20"/>
         </w:rPr>
+        <w:t>No</w:t>
+      </w:r>
+      <w:r>
+        <w:rPr>
+          <w:rFonts w:ascii="Segoe UI" w:eastAsia="Times New Roman" w:hAnsi="Segoe UI" w:cs="Segoe UI"/>
+          <w:sz w:val="20"/>
+          <w:szCs w:val="20"/>
+        </w:rPr>
         <w:t>s</w:t>
       </w:r>
       <w:r>
@@ -1334,12 +1532,42 @@
       </w:r>
       <w:r>
         <w:rPr>
-          <w:rFonts w:ascii="Segoe UI" w:eastAsia="Calibri" w:hAnsi="Segoe UI" w:cs="Segoe UI"/>
-          <w:b/>
-          <w:sz w:val="20"/>
-          <w:szCs w:val="20"/>
-        </w:rPr>
-        <w:t>[Loan account Numbers]</w:t>
+          <w:rFonts w:ascii="Segoe UI" w:eastAsia="Lucida Sans Unicode" w:hAnsi="Segoe UI" w:cs="Segoe UI"/>
+          <w:kern w:val="2"/>
+          <w:sz w:val="20"/>
+          <w:szCs w:val="20"/>
+        </w:rPr>
+        <w:t>{#customer}{</w:t>
+      </w:r>
+      <w:proofErr w:type="gramEnd"/>
+      <w:r>
+        <w:rPr>
+          <w:rFonts w:ascii="Segoe UI" w:eastAsia="Lucida Sans Unicode" w:hAnsi="Segoe UI" w:cs="Segoe UI"/>
+          <w:kern w:val="2"/>
+          <w:sz w:val="20"/>
+          <w:szCs w:val="20"/>
+        </w:rPr>
+        <w:t>account_</w:t>
+      </w:r>
+      <w:proofErr w:type="gramStart"/>
+      <w:r>
+        <w:rPr>
+          <w:rFonts w:ascii="Segoe UI" w:eastAsia="Lucida Sans Unicode" w:hAnsi="Segoe UI" w:cs="Segoe UI"/>
+          <w:kern w:val="2"/>
+          <w:sz w:val="20"/>
+          <w:szCs w:val="20"/>
+        </w:rPr>
+        <w:t>number}{</w:t>
+      </w:r>
+      <w:proofErr w:type="gramEnd"/>
+      <w:r>
+        <w:rPr>
+          <w:rFonts w:ascii="Segoe UI" w:eastAsia="Lucida Sans Unicode" w:hAnsi="Segoe UI" w:cs="Segoe UI"/>
+          <w:kern w:val="2"/>
+          <w:sz w:val="20"/>
+          <w:szCs w:val="20"/>
+        </w:rPr>
+        <w:t>/customer}</w:t>
       </w:r>
       <w:r>
         <w:rPr>
@@ -1569,12 +1797,46 @@
       </w:r>
       <w:r>
         <w:rPr>
+          <w:sz w:val="20"/>
+          <w:szCs w:val="20"/>
+        </w:rPr>
+        <w:t>{#loan}{outstanding_balance}{/loan}</w:t>
+      </w:r>
+      <w:r>
+        <w:rPr>
           <w:rFonts w:ascii="Segoe UI" w:eastAsia="Calibri" w:hAnsi="Segoe UI" w:cs="Segoe UI"/>
           <w:b/>
           <w:sz w:val="20"/>
           <w:szCs w:val="20"/>
         </w:rPr>
-        <w:t>[Outstanding loan Balance]</w:t>
+        <w:t xml:space="preserve"> </w:t>
+      </w:r>
+      <w:r>
+        <w:rPr>
+          <w:rFonts w:ascii="Segoe UI" w:hAnsi="Segoe UI" w:cs="Segoe UI"/>
+          <w:b/>
+          <w:sz w:val="20"/>
+          <w:szCs w:val="20"/>
+        </w:rPr>
+        <w:t>on Account No</w:t>
+      </w:r>
+      <w:r>
+        <w:rPr>
+          <w:rFonts w:ascii="Segoe UI" w:hAnsi="Segoe UI" w:cs="Segoe UI"/>
+          <w:b/>
+          <w:sz w:val="20"/>
+          <w:szCs w:val="20"/>
+        </w:rPr>
+        <w:t>s</w:t>
+      </w:r>
+      <w:r>
+        <w:rPr>
+          <w:rFonts w:ascii="Segoe UI" w:hAnsi="Segoe UI" w:cs="Segoe UI"/>
+          <w:b/>
+          <w:sz w:val="20"/>
+          <w:szCs w:val="20"/>
+        </w:rPr>
+        <w:t>.</w:t>
       </w:r>
       <w:r>
         <w:rPr>
@@ -1587,30 +1849,12 @@
       </w:r>
       <w:r>
         <w:rPr>
-          <w:rFonts w:ascii="Segoe UI" w:hAnsi="Segoe UI" w:cs="Segoe UI"/>
-          <w:b/>
-          <w:sz w:val="20"/>
-          <w:szCs w:val="20"/>
-        </w:rPr>
-        <w:t>on Account No</w:t>
-      </w:r>
-      <w:r>
-        <w:rPr>
-          <w:rFonts w:ascii="Segoe UI" w:hAnsi="Segoe UI" w:cs="Segoe UI"/>
-          <w:b/>
-          <w:sz w:val="20"/>
-          <w:szCs w:val="20"/>
-        </w:rPr>
-        <w:t>s</w:t>
-      </w:r>
-      <w:r>
-        <w:rPr>
-          <w:rFonts w:ascii="Segoe UI" w:hAnsi="Segoe UI" w:cs="Segoe UI"/>
-          <w:b/>
-          <w:sz w:val="20"/>
-          <w:szCs w:val="20"/>
-        </w:rPr>
-        <w:t>.</w:t>
+          <w:rFonts w:ascii="Segoe UI" w:eastAsia="Lucida Sans Unicode" w:hAnsi="Segoe UI" w:cs="Segoe UI"/>
+          <w:kern w:val="2"/>
+          <w:sz w:val="20"/>
+          <w:szCs w:val="20"/>
+        </w:rPr>
+        <w:t>{#customer}{account_number}{/customer}</w:t>
       </w:r>
       <w:r>
         <w:rPr>
@@ -1623,16 +1867,15 @@
       </w:r>
       <w:r>
         <w:rPr>
-          <w:rFonts w:ascii="Segoe UI" w:eastAsia="Calibri" w:hAnsi="Segoe UI" w:cs="Segoe UI"/>
-          <w:b/>
-          <w:sz w:val="20"/>
-          <w:szCs w:val="20"/>
-        </w:rPr>
-        <w:t>[Loan Account Numbers]</w:t>
-      </w:r>
-      <w:r>
-        <w:rPr>
-          <w:rFonts w:ascii="Segoe UI" w:eastAsia="Calibri" w:hAnsi="Segoe UI" w:cs="Segoe UI"/>
+          <w:rFonts w:ascii="Segoe UI" w:hAnsi="Segoe UI" w:cs="Segoe UI"/>
+          <w:sz w:val="20"/>
+          <w:szCs w:val="20"/>
+        </w:rPr>
+        <w:t>as at</w:t>
+      </w:r>
+      <w:r>
+        <w:rPr>
+          <w:rFonts w:ascii="Segoe UI" w:hAnsi="Segoe UI" w:cs="Segoe UI"/>
           <w:b/>
           <w:sz w:val="20"/>
           <w:szCs w:val="20"/>
@@ -1642,28 +1885,11 @@
       <w:r>
         <w:rPr>
           <w:rFonts w:ascii="Segoe UI" w:hAnsi="Segoe UI" w:cs="Segoe UI"/>
-          <w:sz w:val="20"/>
-          <w:szCs w:val="20"/>
-        </w:rPr>
-        <w:t>as at</w:t>
-      </w:r>
-      <w:r>
-        <w:rPr>
-          <w:rFonts w:ascii="Segoe UI" w:hAnsi="Segoe UI" w:cs="Segoe UI"/>
-          <w:b/>
-          <w:sz w:val="20"/>
-          <w:szCs w:val="20"/>
-        </w:rPr>
-        <w:t xml:space="preserve"> </w:t>
-      </w:r>
-      <w:r>
-        <w:rPr>
-          <w:rFonts w:ascii="Segoe UI" w:hAnsi="Segoe UI" w:cs="Segoe UI"/>
-          <w:b/>
-          <w:sz w:val="20"/>
-          <w:szCs w:val="20"/>
-        </w:rPr>
-        <w:t>[Date of demand]</w:t>
+          <w:b/>
+          <w:sz w:val="20"/>
+          <w:szCs w:val="20"/>
+        </w:rPr>
+        <w:t>{date}</w:t>
       </w:r>
       <w:r>
         <w:rPr>
@@ -2112,6 +2338,7 @@
           <w:sz w:val="20"/>
           <w:szCs w:val="20"/>
         </w:rPr>
+        <w:lastRenderedPageBreak/>
         <w:t xml:space="preserve">Any proposals made, if acceptable, and any installments paid </w:t>
       </w:r>
       <w:proofErr w:type="gramStart"/>
@@ -2461,7 +2688,8 @@
       </w:pPr>
     </w:p>
     <w:sectPr>
-      <w:footerReference w:type="default" r:id="rId7"/>
+      <w:headerReference w:type="default" r:id="rId7"/>
+      <w:footerReference w:type="default" r:id="rId8"/>
       <w:pgSz w:w="12240" w:h="15840"/>
       <w:pgMar w:top="1440" w:right="1440" w:bottom="1170" w:left="1440" w:header="720" w:footer="720" w:gutter="0"/>
       <w:cols w:space="720"/>
@@ -2498,126 +2726,42 @@
 
 <file path=word/footer1.xml><?xml version="1.0" encoding="utf-8"?>
 <w:ftr xmlns:wpc="http://schemas.microsoft.com/office/word/2010/wordprocessingCanvas" xmlns:cx="http://schemas.microsoft.com/office/drawing/2014/chartex" xmlns:cx1="http://schemas.microsoft.com/office/drawing/2015/9/8/chartex" xmlns:cx2="http://schemas.microsoft.com/office/drawing/2015/10/21/chartex" xmlns:cx3="http://schemas.microsoft.com/office/drawing/2016/5/9/chartex" xmlns:cx4="http://schemas.microsoft.com/office/drawing/2016/5/10/chartex" xmlns:cx5="http://schemas.microsoft.com/office/drawing/2016/5/11/chartex" xmlns:cx6="http://schemas.microsoft.com/office/drawing/2016/5/12/chartex" xmlns:cx7="http://schemas.microsoft.com/office/drawing/2016/5/13/chartex" xmlns:cx8="http://schemas.microsoft.com/office/drawing/2016/5/14/chartex" xmlns:mc="http://schemas.openxmlformats.org/markup-compatibility/2006" xmlns:aink="http://schemas.microsoft.com/office/drawing/2016/ink" xmlns:am3d="http://schemas.microsoft.com/office/drawing/2017/model3d" xmlns:o="urn:schemas-microsoft-com:office:office" xmlns:oel="http://schemas.microsoft.com/office/2019/extlst" xmlns:r="http://schemas.openxmlformats.org/officeDocument/2006/relationships" xmlns:m="http://schemas.openxmlformats.org/officeDocument/2006/math" xmlns:v="urn:schemas-microsoft-com:vml" xmlns:wp14="http://schemas.microsoft.com/office/word/2010/wordprocessingDrawing" xmlns:wp="http://schemas.openxmlformats.org/drawingml/2006/wordprocessingDrawing" xmlns:w10="urn:schemas-microsoft-com:office:word" xmlns:w="http://schemas.openxmlformats.org/wordprocessingml/2006/main" xmlns:w14="http://schemas.microsoft.com/office/word/2010/wordml" xmlns:w15="http://schemas.microsoft.com/office/word/2012/wordml" xmlns:w16cex="http://schemas.microsoft.com/office/word/2018/wordml/cex" xmlns:w16cid="http://schemas.microsoft.com/office/word/2016/wordml/cid" xmlns:w16="http://schemas.microsoft.com/office/word/2018/wordml" xmlns:w16du="http://schemas.microsoft.com/office/word/2023/wordml/word16du" xmlns:w16sdtdh="http://schemas.microsoft.com/office/word/2020/wordml/sdtdatahash" xmlns:w16sdtfl="http://schemas.microsoft.com/office/word/2024/wordml/sdtformatlock" xmlns:w16se="http://schemas.microsoft.com/office/word/2015/wordml/symex" xmlns:wpg="http://schemas.microsoft.com/office/word/2010/wordprocessingGroup" xmlns:wpi="http://schemas.microsoft.com/office/word/2010/wordprocessingInk" xmlns:wne="http://schemas.microsoft.com/office/word/2006/wordml" xmlns:wps="http://schemas.microsoft.com/office/word/2010/wordprocessingShape" mc:Ignorable="w14 w15 w16se w16cid w16 w16cex w16sdtdh w16sdtfl w16du wp14">
-  <w:sdt>
-    <w:sdtPr>
-      <w:id w:val="-934130306"/>
-      <w:docPartObj>
-        <w:docPartGallery w:val="Page Numbers (Bottom of Page)"/>
-        <w:docPartUnique/>
-      </w:docPartObj>
-    </w:sdtPr>
-    <w:sdtEndPr/>
-    <w:sdtContent>
-      <w:sdt>
-        <w:sdtPr>
-          <w:id w:val="1728636285"/>
-          <w:docPartObj>
-            <w:docPartGallery w:val="Page Numbers (Top of Page)"/>
-            <w:docPartUnique/>
-          </w:docPartObj>
-        </w:sdtPr>
-        <w:sdtEndPr/>
-        <w:sdtContent>
-          <w:p>
-            <w:pPr>
-              <w:pStyle w:val="Footer"/>
-              <w:jc w:val="center"/>
-            </w:pPr>
-            <w:r>
-              <w:t xml:space="preserve">Page </w:t>
-            </w:r>
-            <w:r>
-              <w:rPr>
-                <w:b/>
-                <w:bCs/>
-                <w:sz w:val="24"/>
-                <w:szCs w:val="24"/>
-              </w:rPr>
-              <w:fldChar w:fldCharType="begin"/>
-            </w:r>
-            <w:r>
-              <w:rPr>
-                <w:b/>
-                <w:bCs/>
-              </w:rPr>
-              <w:instrText xml:space="preserve"> PAGE </w:instrText>
-            </w:r>
-            <w:r>
-              <w:rPr>
-                <w:b/>
-                <w:bCs/>
-                <w:sz w:val="24"/>
-                <w:szCs w:val="24"/>
-              </w:rPr>
-              <w:fldChar w:fldCharType="separate"/>
-            </w:r>
-            <w:r>
-              <w:rPr>
-                <w:b/>
-                <w:bCs/>
-                <w:noProof/>
-              </w:rPr>
-              <w:t>3</w:t>
-            </w:r>
-            <w:r>
-              <w:rPr>
-                <w:b/>
-                <w:bCs/>
-                <w:sz w:val="24"/>
-                <w:szCs w:val="24"/>
-              </w:rPr>
-              <w:fldChar w:fldCharType="end"/>
-            </w:r>
-            <w:r>
-              <w:t xml:space="preserve"> of </w:t>
-            </w:r>
-            <w:r>
-              <w:rPr>
-                <w:b/>
-                <w:bCs/>
-                <w:sz w:val="24"/>
-                <w:szCs w:val="24"/>
-              </w:rPr>
-              <w:fldChar w:fldCharType="begin"/>
-            </w:r>
-            <w:r>
-              <w:rPr>
-                <w:b/>
-                <w:bCs/>
-              </w:rPr>
-              <w:instrText xml:space="preserve"> NUMPAGES  </w:instrText>
-            </w:r>
-            <w:r>
-              <w:rPr>
-                <w:b/>
-                <w:bCs/>
-                <w:sz w:val="24"/>
-                <w:szCs w:val="24"/>
-              </w:rPr>
-              <w:fldChar w:fldCharType="separate"/>
-            </w:r>
-            <w:r>
-              <w:rPr>
-                <w:b/>
-                <w:bCs/>
-                <w:noProof/>
-              </w:rPr>
-              <w:t>3</w:t>
-            </w:r>
-            <w:r>
-              <w:rPr>
-                <w:b/>
-                <w:bCs/>
-                <w:sz w:val="24"/>
-                <w:szCs w:val="24"/>
-              </w:rPr>
-              <w:fldChar w:fldCharType="end"/>
-            </w:r>
-          </w:p>
-        </w:sdtContent>
-      </w:sdt>
-    </w:sdtContent>
-  </w:sdt>
+  <w:p>
+    <w:pPr>
+      <w:pStyle w:val="Footer"/>
+      <w:jc w:val="center"/>
+      <w:rPr>
+        <w:sz w:val="16"/>
+        <w:szCs w:val="16"/>
+      </w:rPr>
+    </w:pPr>
+    <w:r>
+      <w:rPr>
+        <w:rFonts w:ascii="Arial" w:hAnsi="Arial"/>
+        <w:sz w:val="16"/>
+        <w:szCs w:val="16"/>
+      </w:rPr>
+      <w:t xml:space="preserve">Directors: Mrs. Margaret Karangatha (Chairlady), </w:t>
+    </w:r>
+    <w:proofErr w:type="spellStart"/>
+    <w:r>
+      <w:rPr>
+        <w:rFonts w:ascii="Arial" w:hAnsi="Arial"/>
+        <w:sz w:val="16"/>
+        <w:szCs w:val="16"/>
+      </w:rPr>
+      <w:t>Macloud</w:t>
+    </w:r>
+    <w:proofErr w:type="spellEnd"/>
+    <w:r>
+      <w:rPr>
+        <w:rFonts w:ascii="Arial" w:hAnsi="Arial"/>
+        <w:sz w:val="16"/>
+        <w:szCs w:val="16"/>
+      </w:rPr>
+      <w:t xml:space="preserve"> Malonza, Julius Sitienei, Charles Kamari, Dr. Gideon Muriuki, CBS, MBS, Anthony Mburu (MD &amp; CEO)</w:t>
+    </w:r>
+  </w:p>
   <w:p>
     <w:pPr>
       <w:pStyle w:val="Footer"/>
@@ -2649,6 +2793,259 @@
     </w:p>
   </w:footnote>
 </w:footnotes>
+</file>
+
+<file path=word/header1.xml><?xml version="1.0" encoding="utf-8"?>
+<w:hdr xmlns:wpc="http://schemas.microsoft.com/office/word/2010/wordprocessingCanvas" xmlns:cx="http://schemas.microsoft.com/office/drawing/2014/chartex" xmlns:cx1="http://schemas.microsoft.com/office/drawing/2015/9/8/chartex" xmlns:cx2="http://schemas.microsoft.com/office/drawing/2015/10/21/chartex" xmlns:cx3="http://schemas.microsoft.com/office/drawing/2016/5/9/chartex" xmlns:cx4="http://schemas.microsoft.com/office/drawing/2016/5/10/chartex" xmlns:cx5="http://schemas.microsoft.com/office/drawing/2016/5/11/chartex" xmlns:cx6="http://schemas.microsoft.com/office/drawing/2016/5/12/chartex" xmlns:cx7="http://schemas.microsoft.com/office/drawing/2016/5/13/chartex" xmlns:cx8="http://schemas.microsoft.com/office/drawing/2016/5/14/chartex" xmlns:mc="http://schemas.openxmlformats.org/markup-compatibility/2006" xmlns:aink="http://schemas.microsoft.com/office/drawing/2016/ink" xmlns:am3d="http://schemas.microsoft.com/office/drawing/2017/model3d" xmlns:o="urn:schemas-microsoft-com:office:office" xmlns:oel="http://schemas.microsoft.com/office/2019/extlst" xmlns:r="http://schemas.openxmlformats.org/officeDocument/2006/relationships" xmlns:m="http://schemas.openxmlformats.org/officeDocument/2006/math" xmlns:v="urn:schemas-microsoft-com:vml" xmlns:wp14="http://schemas.microsoft.com/office/word/2010/wordprocessingDrawing" xmlns:wp="http://schemas.openxmlformats.org/drawingml/2006/wordprocessingDrawing" xmlns:w10="urn:schemas-microsoft-com:office:word" xmlns:w="http://schemas.openxmlformats.org/wordprocessingml/2006/main" xmlns:w14="http://schemas.microsoft.com/office/word/2010/wordml" xmlns:w15="http://schemas.microsoft.com/office/word/2012/wordml" xmlns:w16cex="http://schemas.microsoft.com/office/word/2018/wordml/cex" xmlns:w16cid="http://schemas.microsoft.com/office/word/2016/wordml/cid" xmlns:w16="http://schemas.microsoft.com/office/word/2018/wordml" xmlns:w16du="http://schemas.microsoft.com/office/word/2023/wordml/word16du" xmlns:w16sdtdh="http://schemas.microsoft.com/office/word/2020/wordml/sdtdatahash" xmlns:w16sdtfl="http://schemas.microsoft.com/office/word/2024/wordml/sdtformatlock" xmlns:w16se="http://schemas.microsoft.com/office/word/2015/wordml/symex" xmlns:wpg="http://schemas.microsoft.com/office/word/2010/wordprocessingGroup" xmlns:wpi="http://schemas.microsoft.com/office/word/2010/wordprocessingInk" xmlns:wne="http://schemas.microsoft.com/office/word/2006/wordml" xmlns:wps="http://schemas.microsoft.com/office/word/2010/wordprocessingShape" mc:Ignorable="w14 w15 w16se w16cid w16 w16cex w16sdtdh w16sdtfl w16du wp14">
+  <w:p>
+    <w:pPr>
+      <w:spacing w:after="0"/>
+      <w:jc w:val="right"/>
+      <w:rPr>
+        <w:rFonts w:ascii="Segoe UI" w:hAnsi="Segoe UI" w:cs="Segoe UI"/>
+        <w:bCs/>
+        <w:sz w:val="20"/>
+        <w:szCs w:val="20"/>
+      </w:rPr>
+    </w:pPr>
+    <w:r>
+      <w:rPr>
+        <w:rFonts w:ascii="Segoe UI" w:hAnsi="Segoe UI" w:cs="Segoe UI"/>
+        <w:bCs/>
+        <w:sz w:val="20"/>
+        <w:szCs w:val="20"/>
+      </w:rPr>
+      <w:t xml:space="preserve">Kingdom Bank | </w:t>
+    </w:r>
+    <w:proofErr w:type="spellStart"/>
+    <w:r>
+      <w:rPr>
+        <w:rFonts w:ascii="Segoe UI" w:hAnsi="Segoe UI" w:cs="Segoe UI"/>
+        <w:bCs/>
+        <w:sz w:val="20"/>
+        <w:szCs w:val="20"/>
+      </w:rPr>
+      <w:t>Argwings</w:t>
+    </w:r>
+    <w:proofErr w:type="spellEnd"/>
+    <w:r>
+      <w:rPr>
+        <w:rFonts w:ascii="Segoe UI" w:hAnsi="Segoe UI" w:cs="Segoe UI"/>
+        <w:bCs/>
+        <w:sz w:val="20"/>
+        <w:szCs w:val="20"/>
+      </w:rPr>
+      <w:t xml:space="preserve"> </w:t>
+    </w:r>
+    <w:proofErr w:type="spellStart"/>
+    <w:r>
+      <w:rPr>
+        <w:rFonts w:ascii="Segoe UI" w:hAnsi="Segoe UI" w:cs="Segoe UI"/>
+        <w:bCs/>
+        <w:sz w:val="20"/>
+        <w:szCs w:val="20"/>
+      </w:rPr>
+      <w:t>Kodhek</w:t>
+    </w:r>
+    <w:proofErr w:type="spellEnd"/>
+    <w:r>
+      <w:rPr>
+        <w:rFonts w:ascii="Segoe UI" w:hAnsi="Segoe UI" w:cs="Segoe UI"/>
+        <w:bCs/>
+        <w:sz w:val="20"/>
+        <w:szCs w:val="20"/>
+      </w:rPr>
+      <w:t xml:space="preserve"> Rd, </w:t>
+    </w:r>
+    <w:proofErr w:type="spellStart"/>
+    <w:r>
+      <w:rPr>
+        <w:rFonts w:ascii="Segoe UI" w:hAnsi="Segoe UI" w:cs="Segoe UI"/>
+        <w:bCs/>
+        <w:sz w:val="20"/>
+        <w:szCs w:val="20"/>
+      </w:rPr>
+      <w:t>Kilimani</w:t>
+    </w:r>
+    <w:proofErr w:type="spellEnd"/>
+  </w:p>
+  <w:p>
+    <w:pPr>
+      <w:spacing w:after="0"/>
+      <w:jc w:val="right"/>
+      <w:rPr>
+        <w:rFonts w:ascii="Segoe UI" w:hAnsi="Segoe UI" w:cs="Segoe UI"/>
+        <w:bCs/>
+        <w:sz w:val="20"/>
+        <w:szCs w:val="20"/>
+      </w:rPr>
+    </w:pPr>
+    <w:r>
+      <w:rPr>
+        <w:rFonts w:ascii="Segoe UI" w:hAnsi="Segoe UI" w:cs="Segoe UI"/>
+        <w:bCs/>
+        <w:noProof/>
+        <w:sz w:val="20"/>
+        <w:szCs w:val="20"/>
+      </w:rPr>
+      <w:drawing>
+        <wp:anchor distT="0" distB="0" distL="114300" distR="114300" simplePos="0" relativeHeight="251659264" behindDoc="0" locked="0" layoutInCell="1" allowOverlap="1" wp14:anchorId="2B5BDDC6" wp14:editId="7E57CAF2">
+          <wp:simplePos x="0" y="0"/>
+          <wp:positionH relativeFrom="column">
+            <wp:posOffset>48986</wp:posOffset>
+          </wp:positionH>
+          <wp:positionV relativeFrom="paragraph">
+            <wp:posOffset>5170</wp:posOffset>
+          </wp:positionV>
+          <wp:extent cx="2512295" cy="538843"/>
+          <wp:effectExtent l="0" t="0" r="2540" b="0"/>
+          <wp:wrapNone/>
+          <wp:docPr id="1287025203" name="Picture 1" descr="Kingdom Bank Ltd - We Too are You."/>
+          <wp:cNvGraphicFramePr>
+            <a:graphicFrameLocks xmlns:a="http://schemas.openxmlformats.org/drawingml/2006/main" noChangeAspect="1"/>
+          </wp:cNvGraphicFramePr>
+          <a:graphic xmlns:a="http://schemas.openxmlformats.org/drawingml/2006/main">
+            <a:graphicData uri="http://schemas.openxmlformats.org/drawingml/2006/picture">
+              <pic:pic xmlns:pic="http://schemas.openxmlformats.org/drawingml/2006/picture">
+                <pic:nvPicPr>
+                  <pic:cNvPr id="0" name="Picture 1" descr="Kingdom Bank Ltd - We Too are You."/>
+                  <pic:cNvPicPr>
+                    <a:picLocks noChangeAspect="1" noChangeArrowheads="1"/>
+                  </pic:cNvPicPr>
+                </pic:nvPicPr>
+                <pic:blipFill>
+                  <a:blip r:embed="rId1">
+                    <a:extLst>
+                      <a:ext uri="{28A0092B-C50C-407E-A947-70E740481C1C}">
+                        <a14:useLocalDpi xmlns:a14="http://schemas.microsoft.com/office/drawing/2010/main" val="0"/>
+                      </a:ext>
+                    </a:extLst>
+                  </a:blip>
+                  <a:srcRect/>
+                  <a:stretch>
+                    <a:fillRect/>
+                  </a:stretch>
+                </pic:blipFill>
+                <pic:spPr bwMode="auto">
+                  <a:xfrm>
+                    <a:off x="0" y="0"/>
+                    <a:ext cx="2527752" cy="542158"/>
+                  </a:xfrm>
+                  <a:prstGeom prst="rect">
+                    <a:avLst/>
+                  </a:prstGeom>
+                  <a:noFill/>
+                  <a:ln>
+                    <a:noFill/>
+                  </a:ln>
+                </pic:spPr>
+              </pic:pic>
+            </a:graphicData>
+          </a:graphic>
+          <wp14:sizeRelH relativeFrom="margin">
+            <wp14:pctWidth>0</wp14:pctWidth>
+          </wp14:sizeRelH>
+          <wp14:sizeRelV relativeFrom="margin">
+            <wp14:pctHeight>0</wp14:pctHeight>
+          </wp14:sizeRelV>
+        </wp:anchor>
+      </w:drawing>
+    </w:r>
+    <w:r>
+      <w:rPr>
+        <w:rFonts w:ascii="Segoe UI" w:hAnsi="Segoe UI" w:cs="Segoe UI"/>
+        <w:bCs/>
+        <w:sz w:val="20"/>
+        <w:szCs w:val="20"/>
+      </w:rPr>
+      <w:t>P.O Box 22741-00400, Nairobi Kenya</w:t>
+    </w:r>
+  </w:p>
+  <w:p>
+    <w:pPr>
+      <w:spacing w:after="0"/>
+      <w:jc w:val="right"/>
+      <w:rPr>
+        <w:rFonts w:ascii="Segoe UI" w:hAnsi="Segoe UI" w:cs="Segoe UI"/>
+        <w:bCs/>
+        <w:sz w:val="20"/>
+        <w:szCs w:val="20"/>
+      </w:rPr>
+    </w:pPr>
+    <w:r>
+      <w:rPr>
+        <w:rFonts w:ascii="Segoe UI" w:hAnsi="Segoe UI" w:cs="Segoe UI"/>
+        <w:bCs/>
+        <w:sz w:val="20"/>
+        <w:szCs w:val="20"/>
+      </w:rPr>
+      <w:t>Landline: 020-221 0339</w:t>
+    </w:r>
+  </w:p>
+  <w:p>
+    <w:pPr>
+      <w:spacing w:after="0"/>
+      <w:jc w:val="right"/>
+      <w:rPr>
+        <w:rFonts w:ascii="Segoe UI" w:hAnsi="Segoe UI" w:cs="Segoe UI"/>
+        <w:bCs/>
+        <w:sz w:val="20"/>
+        <w:szCs w:val="20"/>
+      </w:rPr>
+    </w:pPr>
+    <w:r>
+      <w:rPr>
+        <w:rFonts w:ascii="Segoe UI" w:hAnsi="Segoe UI" w:cs="Segoe UI"/>
+        <w:bCs/>
+        <w:sz w:val="20"/>
+        <w:szCs w:val="20"/>
+      </w:rPr>
+      <w:t>Mobile: 0709 881 000 | 0709 881 300</w:t>
+    </w:r>
+  </w:p>
+  <w:p>
+    <w:pPr>
+      <w:spacing w:after="0"/>
+      <w:jc w:val="right"/>
+      <w:rPr>
+        <w:rFonts w:ascii="Segoe UI" w:hAnsi="Segoe UI" w:cs="Segoe UI"/>
+        <w:bCs/>
+        <w:sz w:val="20"/>
+        <w:szCs w:val="20"/>
+      </w:rPr>
+    </w:pPr>
+    <w:r>
+      <w:rPr>
+        <w:rFonts w:ascii="Segoe UI" w:hAnsi="Segoe UI" w:cs="Segoe UI"/>
+        <w:bCs/>
+        <w:sz w:val="20"/>
+        <w:szCs w:val="20"/>
+      </w:rPr>
+      <w:t>Email: info@kingdombankltd.co.ke</w:t>
+    </w:r>
+  </w:p>
+  <w:p>
+    <w:pPr>
+      <w:pStyle w:val="Header"/>
+      <w:jc w:val="right"/>
+      <w:rPr>
+        <w:rFonts w:cstheme="minorHAnsi"/>
+        <w:bCs/>
+        <w:sz w:val="20"/>
+        <w:szCs w:val="20"/>
+      </w:rPr>
+    </w:pPr>
+    <w:r>
+      <w:rPr>
+        <w:rFonts w:ascii="Segoe UI" w:hAnsi="Segoe UI" w:cs="Segoe UI"/>
+        <w:bCs/>
+        <w:sz w:val="20"/>
+        <w:szCs w:val="20"/>
+      </w:rPr>
+      <w:t>Website: www.kingdombankltd.co.ke</w:t>
+    </w:r>
+  </w:p>
+</w:hdr>
 </file>
 
 <file path=word/numbering.xml><?xml version="1.0" encoding="utf-8"?>
@@ -3465,6 +3862,7 @@
   <w:style w:type="paragraph" w:default="1" w:styleId="Normal">
     <w:name w:val="Normal"/>
     <w:qFormat/>
+    <w:rsid w:val="00C47F67"/>
   </w:style>
   <w:style w:type="character" w:default="1" w:styleId="DefaultParagraphFont">
     <w:name w:val="Default Paragraph Font"/>
@@ -3583,6 +3981,28 @@
       <w:ind w:left="720"/>
       <w:contextualSpacing/>
     </w:pPr>
+  </w:style>
+  <w:style w:type="paragraph" w:styleId="Header">
+    <w:name w:val="header"/>
+    <w:basedOn w:val="Normal"/>
+    <w:link w:val="HeaderChar"/>
+    <w:uiPriority w:val="99"/>
+    <w:unhideWhenUsed/>
+    <w:rsid w:val="00810A04"/>
+    <w:pPr>
+      <w:tabs>
+        <w:tab w:val="center" w:pos="4680"/>
+        <w:tab w:val="right" w:pos="9360"/>
+      </w:tabs>
+      <w:spacing w:after="0" w:line="240" w:lineRule="auto"/>
+    </w:pPr>
+  </w:style>
+  <w:style w:type="character" w:customStyle="1" w:styleId="HeaderChar">
+    <w:name w:val="Header Char"/>
+    <w:basedOn w:val="DefaultParagraphFont"/>
+    <w:link w:val="Header"/>
+    <w:uiPriority w:val="99"/>
+    <w:rsid w:val="00810A04"/>
   </w:style>
 </w:styles>
 </file>

--- a/templates/STAT_90/current.docx
+++ b/templates/STAT_90/current.docx
@@ -38,7 +38,21 @@
         <w:rPr>
           <w:b/>
         </w:rPr>
-        <w:t>{our_ref}</w:t>
+        <w:t>{</w:t>
+      </w:r>
+      <w:proofErr w:type="spellStart"/>
+      <w:r>
+        <w:rPr>
+          <w:b/>
+        </w:rPr>
+        <w:t>our_ref</w:t>
+      </w:r>
+      <w:proofErr w:type="spellEnd"/>
+      <w:r>
+        <w:rPr>
+          <w:b/>
+        </w:rPr>
+        <w:t>}</w:t>
       </w:r>
     </w:p>
     <w:p>
@@ -85,7 +99,21 @@
         <w:rPr>
           <w:b/>
         </w:rPr>
-        <w:t>{#customer}{name}{/customer}</w:t>
+        <w:t>{#</w:t>
+      </w:r>
+      <w:proofErr w:type="gramStart"/>
+      <w:r>
+        <w:rPr>
+          <w:b/>
+        </w:rPr>
+        <w:t>customer}{</w:t>
+      </w:r>
+      <w:proofErr w:type="gramEnd"/>
+      <w:r>
+        <w:rPr>
+          <w:b/>
+        </w:rPr>
+        <w:t>name}{/customer}</w:t>
       </w:r>
       <w:r>
         <w:rPr>
@@ -114,7 +142,15 @@
         <w:spacing w:line="276" w:lineRule="auto"/>
       </w:pPr>
       <w:r>
-        <w:t>{#customer}{address_line_1}{/customer}</w:t>
+        <w:t>{#</w:t>
+      </w:r>
+      <w:proofErr w:type="gramStart"/>
+      <w:r>
+        <w:t>customer}{</w:t>
+      </w:r>
+      <w:proofErr w:type="gramEnd"/>
+      <w:r>
+        <w:t>address_line_1}{/customer}</w:t>
       </w:r>
     </w:p>
     <w:p>
@@ -122,7 +158,15 @@
         <w:spacing w:line="276" w:lineRule="auto"/>
       </w:pPr>
       <w:r>
-        <w:t>{#customer}{address_line_2}{/customer}</w:t>
+        <w:t>{#</w:t>
+      </w:r>
+      <w:proofErr w:type="gramStart"/>
+      <w:r>
+        <w:t>customer}{</w:t>
+      </w:r>
+      <w:proofErr w:type="gramEnd"/>
+      <w:r>
+        <w:t>address_line_2}{/customer}</w:t>
       </w:r>
     </w:p>
     <w:p>
@@ -130,7 +174,15 @@
         <w:spacing w:line="276" w:lineRule="auto"/>
       </w:pPr>
       <w:r>
-        <w:t>Tel No. {#customer}{telephone}{/customer}</w:t>
+        <w:t>Tel No. {#</w:t>
+      </w:r>
+      <w:proofErr w:type="gramStart"/>
+      <w:r>
+        <w:t>customer}{</w:t>
+      </w:r>
+      <w:proofErr w:type="gramEnd"/>
+      <w:r>
+        <w:t>telephone}{/customer}</w:t>
       </w:r>
     </w:p>
     <w:p>
@@ -138,7 +190,15 @@
         <w:spacing w:line="276" w:lineRule="auto"/>
       </w:pPr>
       <w:r>
-        <w:t>Email: {#customer}{email_address}{/customer}</w:t>
+        <w:t>Email: {#</w:t>
+      </w:r>
+      <w:proofErr w:type="gramStart"/>
+      <w:r>
+        <w:t>customer}{</w:t>
+      </w:r>
+      <w:proofErr w:type="gramEnd"/>
+      <w:r>
+        <w:t>email_address}{/customer}</w:t>
       </w:r>
     </w:p>
     <w:p>
@@ -151,7 +211,15 @@
         <w:spacing w:line="276" w:lineRule="auto"/>
       </w:pPr>
       <w:r>
-        <w:t>Dear {#customer}{name}{/customer},</w:t>
+        <w:t>Dear {#</w:t>
+      </w:r>
+      <w:proofErr w:type="gramStart"/>
+      <w:r>
+        <w:t>customer}{</w:t>
+      </w:r>
+      <w:proofErr w:type="gramEnd"/>
+      <w:r>
+        <w:t>name}{/customer},</w:t>
       </w:r>
     </w:p>
     <w:p>
@@ -184,7 +252,29 @@
           <w:szCs w:val="24"/>
           <w:u w:val="single"/>
         </w:rPr>
-        <w:t>{#loan}{arrears_amount}{/loan}</w:t>
+        <w:t>{#</w:t>
+      </w:r>
+      <w:proofErr w:type="gramStart"/>
+      <w:r>
+        <w:rPr>
+          <w:rFonts w:ascii="Times New Roman" w:hAnsi="Times New Roman" w:cs="Times New Roman"/>
+          <w:b/>
+          <w:sz w:val="24"/>
+          <w:szCs w:val="24"/>
+          <w:u w:val="single"/>
+        </w:rPr>
+        <w:t>loan}{</w:t>
+      </w:r>
+      <w:proofErr w:type="gramEnd"/>
+      <w:r>
+        <w:rPr>
+          <w:rFonts w:ascii="Times New Roman" w:hAnsi="Times New Roman" w:cs="Times New Roman"/>
+          <w:b/>
+          <w:sz w:val="24"/>
+          <w:szCs w:val="24"/>
+          <w:u w:val="single"/>
+        </w:rPr>
+        <w:t>arrears_amount}{/loan}</w:t>
       </w:r>
       <w:r>
         <w:rPr>
@@ -317,15 +407,42 @@
           <w:sz w:val="24"/>
           <w:szCs w:val="24"/>
         </w:rPr>
-        <w:t xml:space="preserve"> advanced to you a loan facility of Kshs. </w:t>
-      </w:r>
-      <w:r>
-        <w:rPr>
-          <w:rFonts w:ascii="Times New Roman" w:hAnsi="Times New Roman" w:cs="Times New Roman"/>
-          <w:sz w:val="24"/>
-          <w:szCs w:val="24"/>
-        </w:rPr>
-        <w:t>{#loan</w:t>
+        <w:t xml:space="preserve"> advanced to you a loan facility of </w:t>
+      </w:r>
+      <w:proofErr w:type="spellStart"/>
+      <w:r>
+        <w:rPr>
+          <w:rFonts w:ascii="Times New Roman" w:hAnsi="Times New Roman" w:cs="Times New Roman"/>
+          <w:sz w:val="24"/>
+          <w:szCs w:val="24"/>
+        </w:rPr>
+        <w:t>Kshs</w:t>
+      </w:r>
+      <w:proofErr w:type="spellEnd"/>
+      <w:r>
+        <w:rPr>
+          <w:rFonts w:ascii="Times New Roman" w:hAnsi="Times New Roman" w:cs="Times New Roman"/>
+          <w:sz w:val="24"/>
+          <w:szCs w:val="24"/>
+        </w:rPr>
+        <w:t xml:space="preserve">. </w:t>
+      </w:r>
+      <w:r>
+        <w:rPr>
+          <w:rFonts w:ascii="Times New Roman" w:hAnsi="Times New Roman" w:cs="Times New Roman"/>
+          <w:sz w:val="24"/>
+          <w:szCs w:val="24"/>
+        </w:rPr>
+        <w:t>{#</w:t>
+      </w:r>
+      <w:proofErr w:type="gramStart"/>
+      <w:r>
+        <w:rPr>
+          <w:rFonts w:ascii="Times New Roman" w:hAnsi="Times New Roman" w:cs="Times New Roman"/>
+          <w:sz w:val="24"/>
+          <w:szCs w:val="24"/>
+        </w:rPr>
+        <w:t>loan</w:t>
       </w:r>
       <w:r>
         <w:rPr>
@@ -335,6 +452,7 @@
         </w:rPr>
         <w:t>}{</w:t>
       </w:r>
+      <w:proofErr w:type="gramEnd"/>
       <w:r>
         <w:rPr>
           <w:rFonts w:ascii="Times New Roman" w:hAnsi="Times New Roman" w:cs="Times New Roman"/>
@@ -442,7 +560,21 @@
         <w:rPr>
           <w:b/>
         </w:rPr>
-        <w:t>{#loan}{arrears_amount}{/loan}</w:t>
+        <w:t>{#</w:t>
+      </w:r>
+      <w:proofErr w:type="gramStart"/>
+      <w:r>
+        <w:rPr>
+          <w:b/>
+        </w:rPr>
+        <w:t>loan}{</w:t>
+      </w:r>
+      <w:proofErr w:type="gramEnd"/>
+      <w:r>
+        <w:rPr>
+          <w:b/>
+        </w:rPr>
+        <w:t>arrears_amount}{/loan}</w:t>
       </w:r>
       <w:r>
         <w:rPr>
@@ -565,7 +697,23 @@
         <w:jc w:val="both"/>
       </w:pPr>
       <w:r>
-        <w:t>Be advised that the chargor reserves the right to apply to court and seek any relief against any remedy the chargee may take to recover the sums secured under the charge herein.</w:t>
+        <w:t xml:space="preserve">Be advised that the </w:t>
+      </w:r>
+      <w:proofErr w:type="spellStart"/>
+      <w:r>
+        <w:t>chargor</w:t>
+      </w:r>
+      <w:proofErr w:type="spellEnd"/>
+      <w:r>
+        <w:t xml:space="preserve"> reserves the right to apply to court and seek any relief against any remedy the </w:t>
+      </w:r>
+      <w:proofErr w:type="spellStart"/>
+      <w:r>
+        <w:t>chargee</w:t>
+      </w:r>
+      <w:proofErr w:type="spellEnd"/>
+      <w:r>
+        <w:t xml:space="preserve"> may take to recover the sums secured under the charge herein.</w:t>
       </w:r>
     </w:p>
     <w:p>
@@ -611,6 +759,53 @@
         <w:spacing w:line="276" w:lineRule="auto"/>
         <w:jc w:val="both"/>
       </w:pPr>
+      <w:r>
+        <w:rPr>
+          <w:noProof/>
+          <w14:ligatures w14:val="standardContextual"/>
+        </w:rPr>
+        <w:drawing>
+          <wp:inline distT="0" distB="0" distL="0" distR="0" wp14:anchorId="4EF3C8A9" wp14:editId="73ED5C04">
+            <wp:extent cx="571500" cy="419100"/>
+            <wp:effectExtent l="0" t="0" r="0" b="0"/>
+            <wp:docPr id="835603357" name="Picture 1"/>
+            <wp:cNvGraphicFramePr>
+              <a:graphicFrameLocks xmlns:a="http://schemas.openxmlformats.org/drawingml/2006/main" noChangeAspect="1"/>
+            </wp:cNvGraphicFramePr>
+            <a:graphic xmlns:a="http://schemas.openxmlformats.org/drawingml/2006/main">
+              <a:graphicData uri="http://schemas.openxmlformats.org/drawingml/2006/picture">
+                <pic:pic xmlns:pic="http://schemas.openxmlformats.org/drawingml/2006/picture">
+                  <pic:nvPicPr>
+                    <pic:cNvPr id="835603357" name="Picture 835603357"/>
+                    <pic:cNvPicPr/>
+                  </pic:nvPicPr>
+                  <pic:blipFill>
+                    <a:blip r:embed="rId6" cstate="print">
+                      <a:extLst>
+                        <a:ext uri="{28A0092B-C50C-407E-A947-70E740481C1C}">
+                          <a14:useLocalDpi xmlns:a14="http://schemas.microsoft.com/office/drawing/2010/main" val="0"/>
+                        </a:ext>
+                      </a:extLst>
+                    </a:blip>
+                    <a:stretch>
+                      <a:fillRect/>
+                    </a:stretch>
+                  </pic:blipFill>
+                  <pic:spPr>
+                    <a:xfrm>
+                      <a:off x="0" y="0"/>
+                      <a:ext cx="571583" cy="419161"/>
+                    </a:xfrm>
+                    <a:prstGeom prst="rect">
+                      <a:avLst/>
+                    </a:prstGeom>
+                  </pic:spPr>
+                </pic:pic>
+              </a:graphicData>
+            </a:graphic>
+          </wp:inline>
+        </w:drawing>
+      </w:r>
     </w:p>
     <w:p>
       <w:pPr>
@@ -689,7 +884,25 @@
           <w:i/>
           <w:iCs/>
         </w:rPr>
-        <w:t>{#customer}{branchname}{/customer}</w:t>
+        <w:t>{#</w:t>
+      </w:r>
+      <w:proofErr w:type="gramStart"/>
+      <w:r>
+        <w:rPr>
+          <w:b/>
+          <w:i/>
+          <w:iCs/>
+        </w:rPr>
+        <w:t>customer}{</w:t>
+      </w:r>
+      <w:proofErr w:type="gramEnd"/>
+      <w:r>
+        <w:rPr>
+          <w:b/>
+          <w:i/>
+          <w:iCs/>
+        </w:rPr>
+        <w:t>branchname}{/customer}</w:t>
       </w:r>
     </w:p>
     <w:p>
@@ -717,9 +930,9 @@
     <w:p/>
     <w:p/>
     <w:sectPr>
-      <w:headerReference w:type="even" r:id="rId6"/>
-      <w:headerReference w:type="default" r:id="rId7"/>
-      <w:headerReference w:type="first" r:id="rId8"/>
+      <w:headerReference w:type="even" r:id="rId7"/>
+      <w:headerReference w:type="default" r:id="rId8"/>
+      <w:headerReference w:type="first" r:id="rId9"/>
       <w:pgSz w:w="12240" w:h="15840"/>
       <w:pgMar w:top="1440" w:right="1170" w:bottom="1080" w:left="1080" w:header="720" w:footer="720" w:gutter="0"/>
       <w:cols w:space="720"/>

--- a/templates/STAT_90/current.docx
+++ b/templates/STAT_90/current.docx
@@ -1,6 +1,6 @@
 
 <file path=word/document.xml><?xml version="1.0" encoding="utf-8"?>
-<w:document xmlns:wpc="http://schemas.microsoft.com/office/word/2010/wordprocessingCanvas" xmlns:cx="http://schemas.microsoft.com/office/drawing/2014/chartex" xmlns:cx1="http://schemas.microsoft.com/office/drawing/2015/9/8/chartex" xmlns:cx2="http://schemas.microsoft.com/office/drawing/2015/10/21/chartex" xmlns:cx3="http://schemas.microsoft.com/office/drawing/2016/5/9/chartex" xmlns:cx4="http://schemas.microsoft.com/office/drawing/2016/5/10/chartex" xmlns:cx5="http://schemas.microsoft.com/office/drawing/2016/5/11/chartex" xmlns:cx6="http://schemas.microsoft.com/office/drawing/2016/5/12/chartex" xmlns:cx7="http://schemas.microsoft.com/office/drawing/2016/5/13/chartex" xmlns:cx8="http://schemas.microsoft.com/office/drawing/2016/5/14/chartex" xmlns:mc="http://schemas.openxmlformats.org/markup-compatibility/2006" xmlns:aink="http://schemas.microsoft.com/office/drawing/2016/ink" xmlns:am3d="http://schemas.microsoft.com/office/drawing/2017/model3d" xmlns:o="urn:schemas-microsoft-com:office:office" xmlns:oel="http://schemas.microsoft.com/office/2019/extlst" xmlns:r="http://schemas.openxmlformats.org/officeDocument/2006/relationships" xmlns:m="http://schemas.openxmlformats.org/officeDocument/2006/math" xmlns:v="urn:schemas-microsoft-com:vml" xmlns:wp14="http://schemas.microsoft.com/office/word/2010/wordprocessingDrawing" xmlns:wp="http://schemas.openxmlformats.org/drawingml/2006/wordprocessingDrawing" xmlns:w10="urn:schemas-microsoft-com:office:word" xmlns:w="http://schemas.openxmlformats.org/wordprocessingml/2006/main" xmlns:w14="http://schemas.microsoft.com/office/word/2010/wordml" xmlns:w15="http://schemas.microsoft.com/office/word/2012/wordml" xmlns:w16cex="http://schemas.microsoft.com/office/word/2018/wordml/cex" xmlns:w16cid="http://schemas.microsoft.com/office/word/2016/wordml/cid" xmlns:w16="http://schemas.microsoft.com/office/word/2018/wordml" xmlns:w16du="http://schemas.microsoft.com/office/word/2023/wordml/word16du" xmlns:w16sdtdh="http://schemas.microsoft.com/office/word/2020/wordml/sdtdatahash" xmlns:w16sdtfl="http://schemas.microsoft.com/office/word/2024/wordml/sdtformatlock" xmlns:w16se="http://schemas.microsoft.com/office/word/2015/wordml/symex" xmlns:wpg="http://schemas.microsoft.com/office/word/2010/wordprocessingGroup" xmlns:wpi="http://schemas.microsoft.com/office/word/2010/wordprocessingInk" xmlns:wne="http://schemas.microsoft.com/office/word/2006/wordml" xmlns:wps="http://schemas.microsoft.com/office/word/2010/wordprocessingShape" mc:Ignorable="w14 w15 w16se w16cid w16 w16cex w16sdtdh w16sdtfl w16du wp14">
+<w:document xmlns:wpc="http://schemas.microsoft.com/office/word/2010/wordprocessingCanvas" xmlns:cx="http://schemas.microsoft.com/office/drawing/2014/chartex" xmlns:cx1="http://schemas.microsoft.com/office/drawing/2015/9/8/chartex" xmlns:cx2="http://schemas.microsoft.com/office/drawing/2015/10/21/chartex" xmlns:cx3="http://schemas.microsoft.com/office/drawing/2016/5/9/chartex" xmlns:cx4="http://schemas.microsoft.com/office/drawing/2016/5/10/chartex" xmlns:cx5="http://schemas.microsoft.com/office/drawing/2016/5/11/chartex" xmlns:cx6="http://schemas.microsoft.com/office/drawing/2016/5/12/chartex" xmlns:cx7="http://schemas.microsoft.com/office/drawing/2016/5/13/chartex" xmlns:cx8="http://schemas.microsoft.com/office/drawing/2016/5/14/chartex" xmlns:mc="http://schemas.openxmlformats.org/markup-compatibility/2006" xmlns:aink="http://schemas.microsoft.com/office/drawing/2016/ink" xmlns:am3d="http://schemas.microsoft.com/office/drawing/2017/model3d" xmlns:o="urn:schemas-microsoft-com:office:office" xmlns:oel="http://schemas.microsoft.com/office/2019/extlst" xmlns:r="http://schemas.openxmlformats.org/officeDocument/2006/relationships" xmlns:m="http://schemas.openxmlformats.org/officeDocument/2006/math" xmlns:v="urn:schemas-microsoft-com:vml" xmlns:wp14="http://schemas.microsoft.com/office/word/2010/wordprocessingDrawing" xmlns:wp="http://schemas.openxmlformats.org/drawingml/2006/wordprocessingDrawing" xmlns:w10="urn:schemas-microsoft-com:office:word" xmlns:w="http://schemas.openxmlformats.org/wordprocessingml/2006/main" xmlns:w14="http://schemas.microsoft.com/office/word/2010/wordml" xmlns:w15="http://schemas.microsoft.com/office/word/2012/wordml" xmlns:w16cei="http://schemas.microsoft.com/office/word/2026/wordml/cei" xmlns:w16cex="http://schemas.microsoft.com/office/word/2018/wordml/cex" xmlns:w16cid="http://schemas.microsoft.com/office/word/2016/wordml/cid" xmlns:w16="http://schemas.microsoft.com/office/word/2018/wordml" xmlns:w16du="http://schemas.microsoft.com/office/word/2023/wordml/word16du" xmlns:w16sdtdh="http://schemas.microsoft.com/office/word/2020/wordml/sdtdatahash" xmlns:w16sdtfl="http://schemas.microsoft.com/office/word/2024/wordml/sdtformatlock" xmlns:w16se="http://schemas.microsoft.com/office/word/2015/wordml/symex" xmlns:wpg="http://schemas.microsoft.com/office/word/2010/wordprocessingGroup" xmlns:wpi="http://schemas.microsoft.com/office/word/2010/wordprocessingInk" xmlns:wne="http://schemas.microsoft.com/office/word/2006/wordml" xmlns:wps="http://schemas.microsoft.com/office/word/2010/wordprocessingShape" mc:Ignorable="w14 w15 w16se w16cid w16 w16cex w16sdtdh w16sdtfl w16du wp14">
   <w:body>
     <w:p>
       <w:pPr>
@@ -611,6 +611,61 @@
         <w:spacing w:line="276" w:lineRule="auto"/>
         <w:jc w:val="both"/>
       </w:pPr>
+    </w:p>
+    <w:p>
+      <w:pPr>
+        <w:spacing w:line="276" w:lineRule="auto"/>
+        <w:jc w:val="both"/>
+      </w:pPr>
+      <w:r>
+        <w:rPr>
+          <w:noProof/>
+          <w:sz w:val="22"/>
+          <w:szCs w:val="22"/>
+          <w14:ligatures w14:val="standardContextual"/>
+        </w:rPr>
+        <w:drawing>
+          <wp:inline distT="0" distB="0" distL="0" distR="0" wp14:anchorId="14193732" wp14:editId="26674631">
+            <wp:extent cx="590550" cy="381000"/>
+            <wp:effectExtent l="0" t="0" r="0" b="0"/>
+            <wp:docPr id="747296349" name="Picture 2"/>
+            <wp:cNvGraphicFramePr>
+              <a:graphicFrameLocks xmlns:a="http://schemas.openxmlformats.org/drawingml/2006/main" noChangeAspect="1"/>
+            </wp:cNvGraphicFramePr>
+            <a:graphic xmlns:a="http://schemas.openxmlformats.org/drawingml/2006/main">
+              <a:graphicData uri="http://schemas.openxmlformats.org/drawingml/2006/picture">
+                <pic:pic xmlns:pic="http://schemas.openxmlformats.org/drawingml/2006/picture">
+                  <pic:nvPicPr>
+                    <pic:cNvPr id="747296349" name="Picture 747296349"/>
+                    <pic:cNvPicPr/>
+                  </pic:nvPicPr>
+                  <pic:blipFill>
+                    <a:blip r:embed="rId6" cstate="print">
+                      <a:extLst>
+                        <a:ext uri="{28A0092B-C50C-407E-A947-70E740481C1C}">
+                          <a14:useLocalDpi xmlns:a14="http://schemas.microsoft.com/office/drawing/2010/main" val="0"/>
+                        </a:ext>
+                      </a:extLst>
+                    </a:blip>
+                    <a:stretch>
+                      <a:fillRect/>
+                    </a:stretch>
+                  </pic:blipFill>
+                  <pic:spPr>
+                    <a:xfrm>
+                      <a:off x="0" y="0"/>
+                      <a:ext cx="590637" cy="381056"/>
+                    </a:xfrm>
+                    <a:prstGeom prst="rect">
+                      <a:avLst/>
+                    </a:prstGeom>
+                  </pic:spPr>
+                </pic:pic>
+              </a:graphicData>
+            </a:graphic>
+          </wp:inline>
+        </w:drawing>
+      </w:r>
     </w:p>
     <w:p>
       <w:pPr>
@@ -717,9 +772,9 @@
     <w:p/>
     <w:p/>
     <w:sectPr>
-      <w:headerReference w:type="even" r:id="rId6"/>
-      <w:headerReference w:type="default" r:id="rId7"/>
-      <w:headerReference w:type="first" r:id="rId8"/>
+      <w:headerReference w:type="even" r:id="rId7"/>
+      <w:headerReference w:type="default" r:id="rId8"/>
+      <w:headerReference w:type="first" r:id="rId9"/>
       <w:pgSz w:w="12240" w:h="15840"/>
       <w:pgMar w:top="1440" w:right="1170" w:bottom="1080" w:left="1080" w:header="720" w:footer="720" w:gutter="0"/>
       <w:cols w:space="720"/>
@@ -730,7 +785,7 @@
 </file>
 
 <file path=word/endnotes.xml><?xml version="1.0" encoding="utf-8"?>
-<w:endnotes xmlns:wpc="http://schemas.microsoft.com/office/word/2010/wordprocessingCanvas" xmlns:cx="http://schemas.microsoft.com/office/drawing/2014/chartex" xmlns:cx1="http://schemas.microsoft.com/office/drawing/2015/9/8/chartex" xmlns:cx2="http://schemas.microsoft.com/office/drawing/2015/10/21/chartex" xmlns:cx3="http://schemas.microsoft.com/office/drawing/2016/5/9/chartex" xmlns:cx4="http://schemas.microsoft.com/office/drawing/2016/5/10/chartex" xmlns:cx5="http://schemas.microsoft.com/office/drawing/2016/5/11/chartex" xmlns:cx6="http://schemas.microsoft.com/office/drawing/2016/5/12/chartex" xmlns:cx7="http://schemas.microsoft.com/office/drawing/2016/5/13/chartex" xmlns:cx8="http://schemas.microsoft.com/office/drawing/2016/5/14/chartex" xmlns:mc="http://schemas.openxmlformats.org/markup-compatibility/2006" xmlns:aink="http://schemas.microsoft.com/office/drawing/2016/ink" xmlns:am3d="http://schemas.microsoft.com/office/drawing/2017/model3d" xmlns:o="urn:schemas-microsoft-com:office:office" xmlns:oel="http://schemas.microsoft.com/office/2019/extlst" xmlns:r="http://schemas.openxmlformats.org/officeDocument/2006/relationships" xmlns:m="http://schemas.openxmlformats.org/officeDocument/2006/math" xmlns:v="urn:schemas-microsoft-com:vml" xmlns:wp14="http://schemas.microsoft.com/office/word/2010/wordprocessingDrawing" xmlns:wp="http://schemas.openxmlformats.org/drawingml/2006/wordprocessingDrawing" xmlns:w10="urn:schemas-microsoft-com:office:word" xmlns:w="http://schemas.openxmlformats.org/wordprocessingml/2006/main" xmlns:w14="http://schemas.microsoft.com/office/word/2010/wordml" xmlns:w15="http://schemas.microsoft.com/office/word/2012/wordml" xmlns:w16cex="http://schemas.microsoft.com/office/word/2018/wordml/cex" xmlns:w16cid="http://schemas.microsoft.com/office/word/2016/wordml/cid" xmlns:w16="http://schemas.microsoft.com/office/word/2018/wordml" xmlns:w16du="http://schemas.microsoft.com/office/word/2023/wordml/word16du" xmlns:w16sdtdh="http://schemas.microsoft.com/office/word/2020/wordml/sdtdatahash" xmlns:w16sdtfl="http://schemas.microsoft.com/office/word/2024/wordml/sdtformatlock" xmlns:w16se="http://schemas.microsoft.com/office/word/2015/wordml/symex" xmlns:wpg="http://schemas.microsoft.com/office/word/2010/wordprocessingGroup" xmlns:wpi="http://schemas.microsoft.com/office/word/2010/wordprocessingInk" xmlns:wne="http://schemas.microsoft.com/office/word/2006/wordml" xmlns:wps="http://schemas.microsoft.com/office/word/2010/wordprocessingShape" mc:Ignorable="w14 w15 w16se w16cid w16 w16cex w16sdtdh w16sdtfl w16du wp14">
+<w:endnotes xmlns:wpc="http://schemas.microsoft.com/office/word/2010/wordprocessingCanvas" xmlns:cx="http://schemas.microsoft.com/office/drawing/2014/chartex" xmlns:cx1="http://schemas.microsoft.com/office/drawing/2015/9/8/chartex" xmlns:cx2="http://schemas.microsoft.com/office/drawing/2015/10/21/chartex" xmlns:cx3="http://schemas.microsoft.com/office/drawing/2016/5/9/chartex" xmlns:cx4="http://schemas.microsoft.com/office/drawing/2016/5/10/chartex" xmlns:cx5="http://schemas.microsoft.com/office/drawing/2016/5/11/chartex" xmlns:cx6="http://schemas.microsoft.com/office/drawing/2016/5/12/chartex" xmlns:cx7="http://schemas.microsoft.com/office/drawing/2016/5/13/chartex" xmlns:cx8="http://schemas.microsoft.com/office/drawing/2016/5/14/chartex" xmlns:mc="http://schemas.openxmlformats.org/markup-compatibility/2006" xmlns:aink="http://schemas.microsoft.com/office/drawing/2016/ink" xmlns:am3d="http://schemas.microsoft.com/office/drawing/2017/model3d" xmlns:o="urn:schemas-microsoft-com:office:office" xmlns:oel="http://schemas.microsoft.com/office/2019/extlst" xmlns:r="http://schemas.openxmlformats.org/officeDocument/2006/relationships" xmlns:m="http://schemas.openxmlformats.org/officeDocument/2006/math" xmlns:v="urn:schemas-microsoft-com:vml" xmlns:wp14="http://schemas.microsoft.com/office/word/2010/wordprocessingDrawing" xmlns:wp="http://schemas.openxmlformats.org/drawingml/2006/wordprocessingDrawing" xmlns:w10="urn:schemas-microsoft-com:office:word" xmlns:w="http://schemas.openxmlformats.org/wordprocessingml/2006/main" xmlns:w14="http://schemas.microsoft.com/office/word/2010/wordml" xmlns:w15="http://schemas.microsoft.com/office/word/2012/wordml" xmlns:w16cei="http://schemas.microsoft.com/office/word/2026/wordml/cei" xmlns:w16cex="http://schemas.microsoft.com/office/word/2018/wordml/cex" xmlns:w16cid="http://schemas.microsoft.com/office/word/2016/wordml/cid" xmlns:w16="http://schemas.microsoft.com/office/word/2018/wordml" xmlns:w16du="http://schemas.microsoft.com/office/word/2023/wordml/word16du" xmlns:w16sdtdh="http://schemas.microsoft.com/office/word/2020/wordml/sdtdatahash" xmlns:w16sdtfl="http://schemas.microsoft.com/office/word/2024/wordml/sdtformatlock" xmlns:w16se="http://schemas.microsoft.com/office/word/2015/wordml/symex" xmlns:wpg="http://schemas.microsoft.com/office/word/2010/wordprocessingGroup" xmlns:wpi="http://schemas.microsoft.com/office/word/2010/wordprocessingInk" xmlns:wne="http://schemas.microsoft.com/office/word/2006/wordml" xmlns:wps="http://schemas.microsoft.com/office/word/2010/wordprocessingShape" mc:Ignorable="w14 w15 w16se w16cid w16 w16cex w16sdtdh w16sdtfl w16du wp14">
   <w:endnote w:type="separator" w:id="-1">
     <w:p>
       <w:r>
@@ -749,7 +804,7 @@
 </file>
 
 <file path=word/footnotes.xml><?xml version="1.0" encoding="utf-8"?>
-<w:footnotes xmlns:wpc="http://schemas.microsoft.com/office/word/2010/wordprocessingCanvas" xmlns:cx="http://schemas.microsoft.com/office/drawing/2014/chartex" xmlns:cx1="http://schemas.microsoft.com/office/drawing/2015/9/8/chartex" xmlns:cx2="http://schemas.microsoft.com/office/drawing/2015/10/21/chartex" xmlns:cx3="http://schemas.microsoft.com/office/drawing/2016/5/9/chartex" xmlns:cx4="http://schemas.microsoft.com/office/drawing/2016/5/10/chartex" xmlns:cx5="http://schemas.microsoft.com/office/drawing/2016/5/11/chartex" xmlns:cx6="http://schemas.microsoft.com/office/drawing/2016/5/12/chartex" xmlns:cx7="http://schemas.microsoft.com/office/drawing/2016/5/13/chartex" xmlns:cx8="http://schemas.microsoft.com/office/drawing/2016/5/14/chartex" xmlns:mc="http://schemas.openxmlformats.org/markup-compatibility/2006" xmlns:aink="http://schemas.microsoft.com/office/drawing/2016/ink" xmlns:am3d="http://schemas.microsoft.com/office/drawing/2017/model3d" xmlns:o="urn:schemas-microsoft-com:office:office" xmlns:oel="http://schemas.microsoft.com/office/2019/extlst" xmlns:r="http://schemas.openxmlformats.org/officeDocument/2006/relationships" xmlns:m="http://schemas.openxmlformats.org/officeDocument/2006/math" xmlns:v="urn:schemas-microsoft-com:vml" xmlns:wp14="http://schemas.microsoft.com/office/word/2010/wordprocessingDrawing" xmlns:wp="http://schemas.openxmlformats.org/drawingml/2006/wordprocessingDrawing" xmlns:w10="urn:schemas-microsoft-com:office:word" xmlns:w="http://schemas.openxmlformats.org/wordprocessingml/2006/main" xmlns:w14="http://schemas.microsoft.com/office/word/2010/wordml" xmlns:w15="http://schemas.microsoft.com/office/word/2012/wordml" xmlns:w16cex="http://schemas.microsoft.com/office/word/2018/wordml/cex" xmlns:w16cid="http://schemas.microsoft.com/office/word/2016/wordml/cid" xmlns:w16="http://schemas.microsoft.com/office/word/2018/wordml" xmlns:w16du="http://schemas.microsoft.com/office/word/2023/wordml/word16du" xmlns:w16sdtdh="http://schemas.microsoft.com/office/word/2020/wordml/sdtdatahash" xmlns:w16sdtfl="http://schemas.microsoft.com/office/word/2024/wordml/sdtformatlock" xmlns:w16se="http://schemas.microsoft.com/office/word/2015/wordml/symex" xmlns:wpg="http://schemas.microsoft.com/office/word/2010/wordprocessingGroup" xmlns:wpi="http://schemas.microsoft.com/office/word/2010/wordprocessingInk" xmlns:wne="http://schemas.microsoft.com/office/word/2006/wordml" xmlns:wps="http://schemas.microsoft.com/office/word/2010/wordprocessingShape" mc:Ignorable="w14 w15 w16se w16cid w16 w16cex w16sdtdh w16sdtfl w16du wp14">
+<w:footnotes xmlns:wpc="http://schemas.microsoft.com/office/word/2010/wordprocessingCanvas" xmlns:cx="http://schemas.microsoft.com/office/drawing/2014/chartex" xmlns:cx1="http://schemas.microsoft.com/office/drawing/2015/9/8/chartex" xmlns:cx2="http://schemas.microsoft.com/office/drawing/2015/10/21/chartex" xmlns:cx3="http://schemas.microsoft.com/office/drawing/2016/5/9/chartex" xmlns:cx4="http://schemas.microsoft.com/office/drawing/2016/5/10/chartex" xmlns:cx5="http://schemas.microsoft.com/office/drawing/2016/5/11/chartex" xmlns:cx6="http://schemas.microsoft.com/office/drawing/2016/5/12/chartex" xmlns:cx7="http://schemas.microsoft.com/office/drawing/2016/5/13/chartex" xmlns:cx8="http://schemas.microsoft.com/office/drawing/2016/5/14/chartex" xmlns:mc="http://schemas.openxmlformats.org/markup-compatibility/2006" xmlns:aink="http://schemas.microsoft.com/office/drawing/2016/ink" xmlns:am3d="http://schemas.microsoft.com/office/drawing/2017/model3d" xmlns:o="urn:schemas-microsoft-com:office:office" xmlns:oel="http://schemas.microsoft.com/office/2019/extlst" xmlns:r="http://schemas.openxmlformats.org/officeDocument/2006/relationships" xmlns:m="http://schemas.openxmlformats.org/officeDocument/2006/math" xmlns:v="urn:schemas-microsoft-com:vml" xmlns:wp14="http://schemas.microsoft.com/office/word/2010/wordprocessingDrawing" xmlns:wp="http://schemas.openxmlformats.org/drawingml/2006/wordprocessingDrawing" xmlns:w10="urn:schemas-microsoft-com:office:word" xmlns:w="http://schemas.openxmlformats.org/wordprocessingml/2006/main" xmlns:w14="http://schemas.microsoft.com/office/word/2010/wordml" xmlns:w15="http://schemas.microsoft.com/office/word/2012/wordml" xmlns:w16cei="http://schemas.microsoft.com/office/word/2026/wordml/cei" xmlns:w16cex="http://schemas.microsoft.com/office/word/2018/wordml/cex" xmlns:w16cid="http://schemas.microsoft.com/office/word/2016/wordml/cid" xmlns:w16="http://schemas.microsoft.com/office/word/2018/wordml" xmlns:w16du="http://schemas.microsoft.com/office/word/2023/wordml/word16du" xmlns:w16sdtdh="http://schemas.microsoft.com/office/word/2020/wordml/sdtdatahash" xmlns:w16sdtfl="http://schemas.microsoft.com/office/word/2024/wordml/sdtformatlock" xmlns:w16se="http://schemas.microsoft.com/office/word/2015/wordml/symex" xmlns:wpg="http://schemas.microsoft.com/office/word/2010/wordprocessingGroup" xmlns:wpi="http://schemas.microsoft.com/office/word/2010/wordprocessingInk" xmlns:wne="http://schemas.microsoft.com/office/word/2006/wordml" xmlns:wps="http://schemas.microsoft.com/office/word/2010/wordprocessingShape" mc:Ignorable="w14 w15 w16se w16cid w16 w16cex w16sdtdh w16sdtfl w16du wp14">
   <w:footnote w:type="separator" w:id="-1">
     <w:p>
       <w:r>
@@ -768,7 +823,7 @@
 </file>
 
 <file path=word/header1.xml><?xml version="1.0" encoding="utf-8"?>
-<w:hdr xmlns:wpc="http://schemas.microsoft.com/office/word/2010/wordprocessingCanvas" xmlns:cx="http://schemas.microsoft.com/office/drawing/2014/chartex" xmlns:cx1="http://schemas.microsoft.com/office/drawing/2015/9/8/chartex" xmlns:cx2="http://schemas.microsoft.com/office/drawing/2015/10/21/chartex" xmlns:cx3="http://schemas.microsoft.com/office/drawing/2016/5/9/chartex" xmlns:cx4="http://schemas.microsoft.com/office/drawing/2016/5/10/chartex" xmlns:cx5="http://schemas.microsoft.com/office/drawing/2016/5/11/chartex" xmlns:cx6="http://schemas.microsoft.com/office/drawing/2016/5/12/chartex" xmlns:cx7="http://schemas.microsoft.com/office/drawing/2016/5/13/chartex" xmlns:cx8="http://schemas.microsoft.com/office/drawing/2016/5/14/chartex" xmlns:mc="http://schemas.openxmlformats.org/markup-compatibility/2006" xmlns:aink="http://schemas.microsoft.com/office/drawing/2016/ink" xmlns:am3d="http://schemas.microsoft.com/office/drawing/2017/model3d" xmlns:o="urn:schemas-microsoft-com:office:office" xmlns:oel="http://schemas.microsoft.com/office/2019/extlst" xmlns:r="http://schemas.openxmlformats.org/officeDocument/2006/relationships" xmlns:m="http://schemas.openxmlformats.org/officeDocument/2006/math" xmlns:v="urn:schemas-microsoft-com:vml" xmlns:wp14="http://schemas.microsoft.com/office/word/2010/wordprocessingDrawing" xmlns:wp="http://schemas.openxmlformats.org/drawingml/2006/wordprocessingDrawing" xmlns:w10="urn:schemas-microsoft-com:office:word" xmlns:w="http://schemas.openxmlformats.org/wordprocessingml/2006/main" xmlns:w14="http://schemas.microsoft.com/office/word/2010/wordml" xmlns:w15="http://schemas.microsoft.com/office/word/2012/wordml" xmlns:w16cex="http://schemas.microsoft.com/office/word/2018/wordml/cex" xmlns:w16cid="http://schemas.microsoft.com/office/word/2016/wordml/cid" xmlns:w16="http://schemas.microsoft.com/office/word/2018/wordml" xmlns:w16du="http://schemas.microsoft.com/office/word/2023/wordml/word16du" xmlns:w16sdtdh="http://schemas.microsoft.com/office/word/2020/wordml/sdtdatahash" xmlns:w16sdtfl="http://schemas.microsoft.com/office/word/2024/wordml/sdtformatlock" xmlns:w16se="http://schemas.microsoft.com/office/word/2015/wordml/symex" xmlns:wpg="http://schemas.microsoft.com/office/word/2010/wordprocessingGroup" xmlns:wpi="http://schemas.microsoft.com/office/word/2010/wordprocessingInk" xmlns:wne="http://schemas.microsoft.com/office/word/2006/wordml" xmlns:wps="http://schemas.microsoft.com/office/word/2010/wordprocessingShape" mc:Ignorable="w14 w15 w16se w16cid w16 w16cex w16sdtdh w16sdtfl w16du wp14">
+<w:hdr xmlns:wpc="http://schemas.microsoft.com/office/word/2010/wordprocessingCanvas" xmlns:cx="http://schemas.microsoft.com/office/drawing/2014/chartex" xmlns:cx1="http://schemas.microsoft.com/office/drawing/2015/9/8/chartex" xmlns:cx2="http://schemas.microsoft.com/office/drawing/2015/10/21/chartex" xmlns:cx3="http://schemas.microsoft.com/office/drawing/2016/5/9/chartex" xmlns:cx4="http://schemas.microsoft.com/office/drawing/2016/5/10/chartex" xmlns:cx5="http://schemas.microsoft.com/office/drawing/2016/5/11/chartex" xmlns:cx6="http://schemas.microsoft.com/office/drawing/2016/5/12/chartex" xmlns:cx7="http://schemas.microsoft.com/office/drawing/2016/5/13/chartex" xmlns:cx8="http://schemas.microsoft.com/office/drawing/2016/5/14/chartex" xmlns:mc="http://schemas.openxmlformats.org/markup-compatibility/2006" xmlns:aink="http://schemas.microsoft.com/office/drawing/2016/ink" xmlns:am3d="http://schemas.microsoft.com/office/drawing/2017/model3d" xmlns:o="urn:schemas-microsoft-com:office:office" xmlns:oel="http://schemas.microsoft.com/office/2019/extlst" xmlns:r="http://schemas.openxmlformats.org/officeDocument/2006/relationships" xmlns:m="http://schemas.openxmlformats.org/officeDocument/2006/math" xmlns:v="urn:schemas-microsoft-com:vml" xmlns:wp14="http://schemas.microsoft.com/office/word/2010/wordprocessingDrawing" xmlns:wp="http://schemas.openxmlformats.org/drawingml/2006/wordprocessingDrawing" xmlns:w10="urn:schemas-microsoft-com:office:word" xmlns:w="http://schemas.openxmlformats.org/wordprocessingml/2006/main" xmlns:w14="http://schemas.microsoft.com/office/word/2010/wordml" xmlns:w15="http://schemas.microsoft.com/office/word/2012/wordml" xmlns:w16cei="http://schemas.microsoft.com/office/word/2026/wordml/cei" xmlns:w16cex="http://schemas.microsoft.com/office/word/2018/wordml/cex" xmlns:w16cid="http://schemas.microsoft.com/office/word/2016/wordml/cid" xmlns:w16="http://schemas.microsoft.com/office/word/2018/wordml" xmlns:w16du="http://schemas.microsoft.com/office/word/2023/wordml/word16du" xmlns:w16sdtdh="http://schemas.microsoft.com/office/word/2020/wordml/sdtdatahash" xmlns:w16sdtfl="http://schemas.microsoft.com/office/word/2024/wordml/sdtformatlock" xmlns:w16se="http://schemas.microsoft.com/office/word/2015/wordml/symex" xmlns:wpg="http://schemas.microsoft.com/office/word/2010/wordprocessingGroup" xmlns:wpi="http://schemas.microsoft.com/office/word/2010/wordprocessingInk" xmlns:wne="http://schemas.microsoft.com/office/word/2006/wordml" xmlns:wps="http://schemas.microsoft.com/office/word/2010/wordprocessingShape" mc:Ignorable="w14 w15 w16se w16cid w16 w16cex w16sdtdh w16sdtfl w16du wp14">
   <w:p>
     <w:pPr>
       <w:pStyle w:val="Header"/>
@@ -809,7 +864,7 @@
 </file>
 
 <file path=word/header2.xml><?xml version="1.0" encoding="utf-8"?>
-<w:hdr xmlns:wpc="http://schemas.microsoft.com/office/word/2010/wordprocessingCanvas" xmlns:cx="http://schemas.microsoft.com/office/drawing/2014/chartex" xmlns:cx1="http://schemas.microsoft.com/office/drawing/2015/9/8/chartex" xmlns:cx2="http://schemas.microsoft.com/office/drawing/2015/10/21/chartex" xmlns:cx3="http://schemas.microsoft.com/office/drawing/2016/5/9/chartex" xmlns:cx4="http://schemas.microsoft.com/office/drawing/2016/5/10/chartex" xmlns:cx5="http://schemas.microsoft.com/office/drawing/2016/5/11/chartex" xmlns:cx6="http://schemas.microsoft.com/office/drawing/2016/5/12/chartex" xmlns:cx7="http://schemas.microsoft.com/office/drawing/2016/5/13/chartex" xmlns:cx8="http://schemas.microsoft.com/office/drawing/2016/5/14/chartex" xmlns:mc="http://schemas.openxmlformats.org/markup-compatibility/2006" xmlns:aink="http://schemas.microsoft.com/office/drawing/2016/ink" xmlns:am3d="http://schemas.microsoft.com/office/drawing/2017/model3d" xmlns:o="urn:schemas-microsoft-com:office:office" xmlns:oel="http://schemas.microsoft.com/office/2019/extlst" xmlns:r="http://schemas.openxmlformats.org/officeDocument/2006/relationships" xmlns:m="http://schemas.openxmlformats.org/officeDocument/2006/math" xmlns:v="urn:schemas-microsoft-com:vml" xmlns:wp14="http://schemas.microsoft.com/office/word/2010/wordprocessingDrawing" xmlns:wp="http://schemas.openxmlformats.org/drawingml/2006/wordprocessingDrawing" xmlns:w10="urn:schemas-microsoft-com:office:word" xmlns:w="http://schemas.openxmlformats.org/wordprocessingml/2006/main" xmlns:w14="http://schemas.microsoft.com/office/word/2010/wordml" xmlns:w15="http://schemas.microsoft.com/office/word/2012/wordml" xmlns:w16cex="http://schemas.microsoft.com/office/word/2018/wordml/cex" xmlns:w16cid="http://schemas.microsoft.com/office/word/2016/wordml/cid" xmlns:w16="http://schemas.microsoft.com/office/word/2018/wordml" xmlns:w16du="http://schemas.microsoft.com/office/word/2023/wordml/word16du" xmlns:w16sdtdh="http://schemas.microsoft.com/office/word/2020/wordml/sdtdatahash" xmlns:w16sdtfl="http://schemas.microsoft.com/office/word/2024/wordml/sdtformatlock" xmlns:w16se="http://schemas.microsoft.com/office/word/2015/wordml/symex" xmlns:wpg="http://schemas.microsoft.com/office/word/2010/wordprocessingGroup" xmlns:wpi="http://schemas.microsoft.com/office/word/2010/wordprocessingInk" xmlns:wne="http://schemas.microsoft.com/office/word/2006/wordml" xmlns:wps="http://schemas.microsoft.com/office/word/2010/wordprocessingShape" mc:Ignorable="w14 w15 w16se w16cid w16 w16cex w16sdtdh w16sdtfl w16du wp14">
+<w:hdr xmlns:wpc="http://schemas.microsoft.com/office/word/2010/wordprocessingCanvas" xmlns:cx="http://schemas.microsoft.com/office/drawing/2014/chartex" xmlns:cx1="http://schemas.microsoft.com/office/drawing/2015/9/8/chartex" xmlns:cx2="http://schemas.microsoft.com/office/drawing/2015/10/21/chartex" xmlns:cx3="http://schemas.microsoft.com/office/drawing/2016/5/9/chartex" xmlns:cx4="http://schemas.microsoft.com/office/drawing/2016/5/10/chartex" xmlns:cx5="http://schemas.microsoft.com/office/drawing/2016/5/11/chartex" xmlns:cx6="http://schemas.microsoft.com/office/drawing/2016/5/12/chartex" xmlns:cx7="http://schemas.microsoft.com/office/drawing/2016/5/13/chartex" xmlns:cx8="http://schemas.microsoft.com/office/drawing/2016/5/14/chartex" xmlns:mc="http://schemas.openxmlformats.org/markup-compatibility/2006" xmlns:aink="http://schemas.microsoft.com/office/drawing/2016/ink" xmlns:am3d="http://schemas.microsoft.com/office/drawing/2017/model3d" xmlns:o="urn:schemas-microsoft-com:office:office" xmlns:oel="http://schemas.microsoft.com/office/2019/extlst" xmlns:r="http://schemas.openxmlformats.org/officeDocument/2006/relationships" xmlns:m="http://schemas.openxmlformats.org/officeDocument/2006/math" xmlns:v="urn:schemas-microsoft-com:vml" xmlns:wp14="http://schemas.microsoft.com/office/word/2010/wordprocessingDrawing" xmlns:wp="http://schemas.openxmlformats.org/drawingml/2006/wordprocessingDrawing" xmlns:w10="urn:schemas-microsoft-com:office:word" xmlns:w="http://schemas.openxmlformats.org/wordprocessingml/2006/main" xmlns:w14="http://schemas.microsoft.com/office/word/2010/wordml" xmlns:w15="http://schemas.microsoft.com/office/word/2012/wordml" xmlns:w16cei="http://schemas.microsoft.com/office/word/2026/wordml/cei" xmlns:w16cex="http://schemas.microsoft.com/office/word/2018/wordml/cex" xmlns:w16cid="http://schemas.microsoft.com/office/word/2016/wordml/cid" xmlns:w16="http://schemas.microsoft.com/office/word/2018/wordml" xmlns:w16du="http://schemas.microsoft.com/office/word/2023/wordml/word16du" xmlns:w16sdtdh="http://schemas.microsoft.com/office/word/2020/wordml/sdtdatahash" xmlns:w16sdtfl="http://schemas.microsoft.com/office/word/2024/wordml/sdtformatlock" xmlns:w16se="http://schemas.microsoft.com/office/word/2015/wordml/symex" xmlns:wpg="http://schemas.microsoft.com/office/word/2010/wordprocessingGroup" xmlns:wpi="http://schemas.microsoft.com/office/word/2010/wordprocessingInk" xmlns:wne="http://schemas.microsoft.com/office/word/2006/wordml" xmlns:wps="http://schemas.microsoft.com/office/word/2010/wordprocessingShape" mc:Ignorable="w14 w15 w16se w16cid w16 w16cex w16sdtdh w16sdtfl w16du wp14">
   <w:p>
     <w:pPr>
       <w:pStyle w:val="Header"/>
@@ -855,7 +910,7 @@
 </file>
 
 <file path=word/header3.xml><?xml version="1.0" encoding="utf-8"?>
-<w:hdr xmlns:wpc="http://schemas.microsoft.com/office/word/2010/wordprocessingCanvas" xmlns:cx="http://schemas.microsoft.com/office/drawing/2014/chartex" xmlns:cx1="http://schemas.microsoft.com/office/drawing/2015/9/8/chartex" xmlns:cx2="http://schemas.microsoft.com/office/drawing/2015/10/21/chartex" xmlns:cx3="http://schemas.microsoft.com/office/drawing/2016/5/9/chartex" xmlns:cx4="http://schemas.microsoft.com/office/drawing/2016/5/10/chartex" xmlns:cx5="http://schemas.microsoft.com/office/drawing/2016/5/11/chartex" xmlns:cx6="http://schemas.microsoft.com/office/drawing/2016/5/12/chartex" xmlns:cx7="http://schemas.microsoft.com/office/drawing/2016/5/13/chartex" xmlns:cx8="http://schemas.microsoft.com/office/drawing/2016/5/14/chartex" xmlns:mc="http://schemas.openxmlformats.org/markup-compatibility/2006" xmlns:aink="http://schemas.microsoft.com/office/drawing/2016/ink" xmlns:am3d="http://schemas.microsoft.com/office/drawing/2017/model3d" xmlns:o="urn:schemas-microsoft-com:office:office" xmlns:oel="http://schemas.microsoft.com/office/2019/extlst" xmlns:r="http://schemas.openxmlformats.org/officeDocument/2006/relationships" xmlns:m="http://schemas.openxmlformats.org/officeDocument/2006/math" xmlns:v="urn:schemas-microsoft-com:vml" xmlns:wp14="http://schemas.microsoft.com/office/word/2010/wordprocessingDrawing" xmlns:wp="http://schemas.openxmlformats.org/drawingml/2006/wordprocessingDrawing" xmlns:w10="urn:schemas-microsoft-com:office:word" xmlns:w="http://schemas.openxmlformats.org/wordprocessingml/2006/main" xmlns:w14="http://schemas.microsoft.com/office/word/2010/wordml" xmlns:w15="http://schemas.microsoft.com/office/word/2012/wordml" xmlns:w16cex="http://schemas.microsoft.com/office/word/2018/wordml/cex" xmlns:w16cid="http://schemas.microsoft.com/office/word/2016/wordml/cid" xmlns:w16="http://schemas.microsoft.com/office/word/2018/wordml" xmlns:w16du="http://schemas.microsoft.com/office/word/2023/wordml/word16du" xmlns:w16sdtdh="http://schemas.microsoft.com/office/word/2020/wordml/sdtdatahash" xmlns:w16sdtfl="http://schemas.microsoft.com/office/word/2024/wordml/sdtformatlock" xmlns:w16se="http://schemas.microsoft.com/office/word/2015/wordml/symex" xmlns:wpg="http://schemas.microsoft.com/office/word/2010/wordprocessingGroup" xmlns:wpi="http://schemas.microsoft.com/office/word/2010/wordprocessingInk" xmlns:wne="http://schemas.microsoft.com/office/word/2006/wordml" xmlns:wps="http://schemas.microsoft.com/office/word/2010/wordprocessingShape" mc:Ignorable="w14 w15 w16se w16cid w16 w16cex w16sdtdh w16sdtfl w16du wp14">
+<w:hdr xmlns:wpc="http://schemas.microsoft.com/office/word/2010/wordprocessingCanvas" xmlns:cx="http://schemas.microsoft.com/office/drawing/2014/chartex" xmlns:cx1="http://schemas.microsoft.com/office/drawing/2015/9/8/chartex" xmlns:cx2="http://schemas.microsoft.com/office/drawing/2015/10/21/chartex" xmlns:cx3="http://schemas.microsoft.com/office/drawing/2016/5/9/chartex" xmlns:cx4="http://schemas.microsoft.com/office/drawing/2016/5/10/chartex" xmlns:cx5="http://schemas.microsoft.com/office/drawing/2016/5/11/chartex" xmlns:cx6="http://schemas.microsoft.com/office/drawing/2016/5/12/chartex" xmlns:cx7="http://schemas.microsoft.com/office/drawing/2016/5/13/chartex" xmlns:cx8="http://schemas.microsoft.com/office/drawing/2016/5/14/chartex" xmlns:mc="http://schemas.openxmlformats.org/markup-compatibility/2006" xmlns:aink="http://schemas.microsoft.com/office/drawing/2016/ink" xmlns:am3d="http://schemas.microsoft.com/office/drawing/2017/model3d" xmlns:o="urn:schemas-microsoft-com:office:office" xmlns:oel="http://schemas.microsoft.com/office/2019/extlst" xmlns:r="http://schemas.openxmlformats.org/officeDocument/2006/relationships" xmlns:m="http://schemas.openxmlformats.org/officeDocument/2006/math" xmlns:v="urn:schemas-microsoft-com:vml" xmlns:wp14="http://schemas.microsoft.com/office/word/2010/wordprocessingDrawing" xmlns:wp="http://schemas.openxmlformats.org/drawingml/2006/wordprocessingDrawing" xmlns:w10="urn:schemas-microsoft-com:office:word" xmlns:w="http://schemas.openxmlformats.org/wordprocessingml/2006/main" xmlns:w14="http://schemas.microsoft.com/office/word/2010/wordml" xmlns:w15="http://schemas.microsoft.com/office/word/2012/wordml" xmlns:w16cei="http://schemas.microsoft.com/office/word/2026/wordml/cei" xmlns:w16cex="http://schemas.microsoft.com/office/word/2018/wordml/cex" xmlns:w16cid="http://schemas.microsoft.com/office/word/2016/wordml/cid" xmlns:w16="http://schemas.microsoft.com/office/word/2018/wordml" xmlns:w16du="http://schemas.microsoft.com/office/word/2023/wordml/word16du" xmlns:w16sdtdh="http://schemas.microsoft.com/office/word/2020/wordml/sdtdatahash" xmlns:w16sdtfl="http://schemas.microsoft.com/office/word/2024/wordml/sdtformatlock" xmlns:w16se="http://schemas.microsoft.com/office/word/2015/wordml/symex" xmlns:wpg="http://schemas.microsoft.com/office/word/2010/wordprocessingGroup" xmlns:wpi="http://schemas.microsoft.com/office/word/2010/wordprocessingInk" xmlns:wne="http://schemas.microsoft.com/office/word/2006/wordml" xmlns:wps="http://schemas.microsoft.com/office/word/2010/wordprocessingShape" mc:Ignorable="w14 w15 w16se w16cid w16 w16cex w16sdtdh w16sdtfl w16du wp14">
   <w:p>
     <w:pPr>
       <w:pStyle w:val="Header"/>
